--- a/supplemental_materials/supplemental_material_07_session_checklist_lead_experimenter_study_explanation.docx
+++ b/supplemental_materials/supplemental_material_07_session_checklist_lead_experimenter_study_explanation.docx
@@ -6,6 +6,7 @@
       <w:pPr>
         <w:jc w:val="center"/>
         <w:rPr>
+          <w:rFonts w:ascii="Arial" w:hAnsi="Arial" w:cs="Arial"/>
           <w:sz w:val="28"/>
           <w:szCs w:val="28"/>
           <w:lang w:val="en-GB"/>
@@ -13,6 +14,7 @@
       </w:pPr>
       <w:r>
         <w:rPr>
+          <w:rFonts w:ascii="Arial" w:hAnsi="Arial" w:cs="Arial"/>
           <w:sz w:val="28"/>
           <w:szCs w:val="28"/>
           <w:lang w:val="en-GB"/>
@@ -21,14 +23,16 @@
       </w:r>
       <w:r>
         <w:rPr>
+          <w:rFonts w:ascii="Arial" w:hAnsi="Arial" w:cs="Arial"/>
           <w:sz w:val="28"/>
           <w:szCs w:val="28"/>
           <w:lang w:val="en-GB"/>
         </w:rPr>
-        <w:t>4</w:t>
-      </w:r>
-      <w:r>
-        <w:rPr>
+        <w:t>7</w:t>
+      </w:r>
+      <w:r>
+        <w:rPr>
+          <w:rFonts w:ascii="Arial" w:hAnsi="Arial" w:cs="Arial"/>
           <w:sz w:val="28"/>
           <w:szCs w:val="28"/>
           <w:lang w:val="en-GB"/>
@@ -40,6 +44,7 @@
       <w:pPr>
         <w:jc w:val="center"/>
         <w:rPr>
+          <w:rFonts w:ascii="Arial" w:hAnsi="Arial" w:cs="Arial"/>
           <w:b/>
           <w:bCs/>
           <w:sz w:val="28"/>
@@ -49,38 +54,25 @@
       </w:pPr>
       <w:r>
         <w:rPr>
+          <w:rFonts w:ascii="Arial" w:hAnsi="Arial" w:cs="Arial"/>
           <w:b/>
           <w:bCs/>
           <w:sz w:val="28"/>
           <w:szCs w:val="28"/>
           <w:lang w:val="en-GB"/>
         </w:rPr>
-        <w:t>Checklist: OPM-MEG operator for infancy research</w:t>
-      </w:r>
-    </w:p>
-    <w:p>
-      <w:pPr>
-        <w:spacing w:line="259" w:lineRule="auto"/>
-        <w:jc w:val="both"/>
-      </w:pPr>
-      <w:r>
-        <w:t xml:space="preserve">Please note that this checklist has been developed for </w:t>
-      </w:r>
-      <w:proofErr w:type="spellStart"/>
-      <w:r>
-        <w:t>HEDscan</w:t>
-      </w:r>
-      <w:proofErr w:type="spellEnd"/>
-      <w:r>
-        <w:t xml:space="preserve"> system, </w:t>
-      </w:r>
-      <w:proofErr w:type="spellStart"/>
-      <w:r>
-        <w:t>FieldLine</w:t>
-      </w:r>
-      <w:proofErr w:type="spellEnd"/>
-      <w:r>
-        <w:t xml:space="preserve"> Medical, Boulder, CO, US, and may need to be adapted to your system / lab needs.</w:t>
+        <w:t xml:space="preserve">Checklist: </w:t>
+      </w:r>
+      <w:r>
+        <w:rPr>
+          <w:rFonts w:ascii="Arial" w:hAnsi="Arial" w:cs="Arial"/>
+          <w:b/>
+          <w:bCs/>
+          <w:sz w:val="28"/>
+          <w:szCs w:val="28"/>
+          <w:lang w:val="en-GB"/>
+        </w:rPr>
+        <w:t>Lead experimenter study explanation</w:t>
       </w:r>
     </w:p>
     <w:p>
@@ -88,13 +80,97 @@
         <w:pStyle w:val="ListParagraph"/>
         <w:numPr>
           <w:ilvl w:val="0"/>
-          <w:numId w:val="11"/>
+          <w:numId w:val="20"/>
         </w:numPr>
-        <w:spacing w:line="259" w:lineRule="auto"/>
+        <w:spacing w:after="0" w:line="240" w:lineRule="auto"/>
         <w:jc w:val="both"/>
-      </w:pPr>
-      <w:r>
-        <w:t>Arrive 30 minutes before the session</w:t>
+        <w:textAlignment w:val="center"/>
+        <w:rPr>
+          <w:rFonts w:ascii="Arial" w:eastAsia="Times New Roman" w:hAnsi="Arial" w:cs="Arial"/>
+          <w:kern w:val="0"/>
+          <w:sz w:val="22"/>
+          <w:szCs w:val="22"/>
+          <w:lang w:val="en-GB"/>
+          <w14:ligatures w14:val="none"/>
+        </w:rPr>
+      </w:pPr>
+      <w:r>
+        <w:rPr>
+          <w:rFonts w:ascii="Arial" w:eastAsia="Times New Roman" w:hAnsi="Arial" w:cs="Arial"/>
+          <w:kern w:val="0"/>
+          <w:sz w:val="22"/>
+          <w:szCs w:val="22"/>
+          <w:lang w:val="en-GB"/>
+          <w14:ligatures w14:val="none"/>
+        </w:rPr>
+        <w:t>W</w:t>
+      </w:r>
+      <w:r>
+        <w:rPr>
+          <w:rFonts w:ascii="Arial" w:eastAsia="Times New Roman" w:hAnsi="Arial" w:cs="Arial"/>
+          <w:kern w:val="0"/>
+          <w:sz w:val="22"/>
+          <w:szCs w:val="22"/>
+          <w:lang w:val="en-GB"/>
+          <w14:ligatures w14:val="none"/>
+        </w:rPr>
+        <w:t xml:space="preserve">elcome </w:t>
+      </w:r>
+      <w:r>
+        <w:rPr>
+          <w:rFonts w:ascii="Arial" w:eastAsia="Times New Roman" w:hAnsi="Arial" w:cs="Arial"/>
+          <w:kern w:val="0"/>
+          <w:sz w:val="22"/>
+          <w:szCs w:val="22"/>
+          <w:lang w:val="en-GB"/>
+          <w14:ligatures w14:val="none"/>
+        </w:rPr>
+        <w:t>the family</w:t>
+      </w:r>
+      <w:r>
+        <w:rPr>
+          <w:rFonts w:ascii="Arial" w:eastAsia="Times New Roman" w:hAnsi="Arial" w:cs="Arial"/>
+          <w:kern w:val="0"/>
+          <w:sz w:val="22"/>
+          <w:szCs w:val="22"/>
+          <w:lang w:val="en-GB"/>
+          <w14:ligatures w14:val="none"/>
+        </w:rPr>
+        <w:t xml:space="preserve"> at </w:t>
+      </w:r>
+      <w:r>
+        <w:rPr>
+          <w:rFonts w:ascii="Arial" w:eastAsia="Times New Roman" w:hAnsi="Arial" w:cs="Arial"/>
+          <w:kern w:val="0"/>
+          <w:sz w:val="22"/>
+          <w:szCs w:val="22"/>
+          <w:lang w:val="en-GB"/>
+          <w14:ligatures w14:val="none"/>
+        </w:rPr>
+        <w:t>[</w:t>
+      </w:r>
+      <w:r>
+        <w:rPr>
+          <w:rFonts w:ascii="Arial" w:eastAsia="Times New Roman" w:hAnsi="Arial" w:cs="Arial"/>
+          <w:color w:val="BFBFBF" w:themeColor="background1" w:themeShade="BF"/>
+          <w:kern w:val="0"/>
+          <w:sz w:val="22"/>
+          <w:szCs w:val="22"/>
+          <w:lang w:val="en-GB"/>
+          <w14:ligatures w14:val="none"/>
+        </w:rPr>
+        <w:t>lab specific content</w:t>
+      </w:r>
+      <w:r>
+        <w:rPr>
+          <w:rFonts w:ascii="Arial" w:eastAsia="Times New Roman" w:hAnsi="Arial" w:cs="Arial"/>
+          <w:kern w:val="0"/>
+          <w:sz w:val="22"/>
+          <w:szCs w:val="22"/>
+          <w:lang w:val="en-GB"/>
+          <w14:ligatures w14:val="none"/>
+        </w:rPr>
+        <w:t>]</w:t>
       </w:r>
     </w:p>
     <w:p>
@@ -102,13 +178,71 @@
         <w:pStyle w:val="ListParagraph"/>
         <w:numPr>
           <w:ilvl w:val="0"/>
-          <w:numId w:val="11"/>
+          <w:numId w:val="20"/>
         </w:numPr>
-        <w:spacing w:line="259" w:lineRule="auto"/>
+        <w:spacing w:after="0" w:line="240" w:lineRule="auto"/>
         <w:jc w:val="both"/>
-      </w:pPr>
-      <w:r>
-        <w:t>Make sure the MSR &amp; the lab space is tidy</w:t>
+        <w:textAlignment w:val="center"/>
+        <w:rPr>
+          <w:rFonts w:ascii="Arial" w:eastAsia="Times New Roman" w:hAnsi="Arial" w:cs="Arial"/>
+          <w:kern w:val="0"/>
+          <w:sz w:val="22"/>
+          <w:szCs w:val="22"/>
+          <w:lang w:val="en-GB"/>
+          <w14:ligatures w14:val="none"/>
+        </w:rPr>
+      </w:pPr>
+      <w:r>
+        <w:rPr>
+          <w:rFonts w:ascii="Arial" w:eastAsia="Times New Roman" w:hAnsi="Arial" w:cs="Arial"/>
+          <w:color w:val="000000"/>
+          <w:kern w:val="0"/>
+          <w:sz w:val="22"/>
+          <w:szCs w:val="22"/>
+          <w:lang w:val="en-GB"/>
+          <w14:ligatures w14:val="none"/>
+        </w:rPr>
+        <w:t>Study explanation</w:t>
+      </w:r>
+    </w:p>
+    <w:p>
+      <w:pPr>
+        <w:pStyle w:val="ListParagraph"/>
+        <w:spacing w:after="0" w:line="240" w:lineRule="auto"/>
+        <w:jc w:val="both"/>
+        <w:textAlignment w:val="center"/>
+        <w:rPr>
+          <w:rFonts w:ascii="Arial" w:eastAsia="Times New Roman" w:hAnsi="Arial" w:cs="Arial"/>
+          <w:kern w:val="0"/>
+          <w:sz w:val="22"/>
+          <w:szCs w:val="22"/>
+          <w:lang w:val="en-GB"/>
+          <w14:ligatures w14:val="none"/>
+        </w:rPr>
+      </w:pPr>
+      <w:r>
+        <w:rPr>
+          <w:rFonts w:ascii="Arial" w:eastAsia="Times New Roman" w:hAnsi="Arial" w:cs="Arial"/>
+          <w:color w:val="000000"/>
+          <w:kern w:val="0"/>
+          <w:sz w:val="22"/>
+          <w:szCs w:val="22"/>
+          <w:lang w:val="en-GB"/>
+          <w14:ligatures w14:val="none"/>
+        </w:rPr>
+        <w:t>O</w:t>
+      </w:r>
+      <w:r>
+        <w:rPr>
+          <w:rFonts w:ascii="Arial" w:eastAsia="Times New Roman" w:hAnsi="Arial" w:cs="Arial"/>
+          <w:color w:val="000000"/>
+          <w:kern w:val="0"/>
+          <w:sz w:val="22"/>
+          <w:szCs w:val="22"/>
+          <w:lang w:val="en-GB"/>
+          <w14:ligatures w14:val="none"/>
+        </w:rPr>
+        <w:t xml:space="preserve">nce everyone is settled and comfy, explain study and method. Things to mention: </w:t>
       </w:r>
     </w:p>
     <w:p>
@@ -116,13 +250,1370 @@
         <w:pStyle w:val="ListParagraph"/>
         <w:numPr>
           <w:ilvl w:val="0"/>
-          <w:numId w:val="11"/>
+          <w:numId w:val="21"/>
         </w:numPr>
-        <w:spacing w:line="259" w:lineRule="auto"/>
+        <w:spacing w:after="0" w:line="240" w:lineRule="auto"/>
         <w:jc w:val="both"/>
-      </w:pPr>
-      <w:r>
-        <w:t>Switch on the computers</w:t>
+        <w:textAlignment w:val="center"/>
+        <w:rPr>
+          <w:rFonts w:ascii="Arial" w:eastAsia="Times New Roman" w:hAnsi="Arial" w:cs="Arial"/>
+          <w:color w:val="000000"/>
+          <w:kern w:val="0"/>
+          <w:sz w:val="22"/>
+          <w:szCs w:val="22"/>
+          <w:lang w:val="en-GB"/>
+          <w14:ligatures w14:val="none"/>
+        </w:rPr>
+      </w:pPr>
+      <w:r>
+        <w:rPr>
+          <w:rFonts w:ascii="Arial" w:eastAsia="Times New Roman" w:hAnsi="Arial" w:cs="Arial"/>
+          <w:i/>
+          <w:iCs/>
+          <w:color w:val="000000"/>
+          <w:kern w:val="0"/>
+          <w:sz w:val="22"/>
+          <w:szCs w:val="22"/>
+          <w:lang w:val="en-GB"/>
+          <w14:ligatures w14:val="none"/>
+        </w:rPr>
+        <w:t>Session. E</w:t>
+      </w:r>
+      <w:r>
+        <w:rPr>
+          <w:rFonts w:ascii="Arial" w:eastAsia="Times New Roman" w:hAnsi="Arial" w:cs="Arial"/>
+          <w:color w:val="000000"/>
+          <w:kern w:val="0"/>
+          <w:sz w:val="22"/>
+          <w:szCs w:val="22"/>
+          <w:lang w:val="en-GB"/>
+          <w14:ligatures w14:val="none"/>
+        </w:rPr>
+        <w:t>xplain what we will do and in which order.</w:t>
+      </w:r>
+    </w:p>
+    <w:p>
+      <w:pPr>
+        <w:numPr>
+          <w:ilvl w:val="1"/>
+          <w:numId w:val="12"/>
+        </w:numPr>
+        <w:spacing w:after="0" w:line="240" w:lineRule="auto"/>
+        <w:jc w:val="both"/>
+        <w:textAlignment w:val="center"/>
+        <w:rPr>
+          <w:rFonts w:ascii="Arial" w:eastAsia="Times New Roman" w:hAnsi="Arial" w:cs="Arial"/>
+          <w:color w:val="000000"/>
+          <w:kern w:val="0"/>
+          <w:sz w:val="22"/>
+          <w:szCs w:val="22"/>
+          <w:lang w:val="en-GB"/>
+          <w14:ligatures w14:val="none"/>
+        </w:rPr>
+      </w:pPr>
+      <w:r>
+        <w:rPr>
+          <w:rFonts w:ascii="Arial" w:eastAsia="Times New Roman" w:hAnsi="Arial" w:cs="Arial"/>
+          <w:i/>
+          <w:iCs/>
+          <w:color w:val="000000"/>
+          <w:kern w:val="0"/>
+          <w:sz w:val="22"/>
+          <w:szCs w:val="22"/>
+          <w:lang w:val="en-GB"/>
+          <w14:ligatures w14:val="none"/>
+        </w:rPr>
+        <w:t xml:space="preserve">Research question &amp; task. </w:t>
+      </w:r>
+      <w:r>
+        <w:rPr>
+          <w:rFonts w:ascii="Arial" w:eastAsia="Times New Roman" w:hAnsi="Arial" w:cs="Arial"/>
+          <w:color w:val="000000"/>
+          <w:kern w:val="0"/>
+          <w:sz w:val="22"/>
+          <w:szCs w:val="22"/>
+          <w:lang w:val="en-GB"/>
+          <w14:ligatures w14:val="none"/>
+        </w:rPr>
+        <w:t>What are we looking at and how?</w:t>
+      </w:r>
+    </w:p>
+    <w:p>
+      <w:pPr>
+        <w:numPr>
+          <w:ilvl w:val="1"/>
+          <w:numId w:val="12"/>
+        </w:numPr>
+        <w:spacing w:after="0" w:line="240" w:lineRule="auto"/>
+        <w:jc w:val="both"/>
+        <w:textAlignment w:val="center"/>
+        <w:rPr>
+          <w:rFonts w:ascii="Arial" w:eastAsia="Times New Roman" w:hAnsi="Arial" w:cs="Arial"/>
+          <w:color w:val="000000"/>
+          <w:kern w:val="0"/>
+          <w:sz w:val="22"/>
+          <w:szCs w:val="22"/>
+          <w:lang w:val="en-GB"/>
+          <w14:ligatures w14:val="none"/>
+        </w:rPr>
+      </w:pPr>
+      <w:r>
+        <w:rPr>
+          <w:rFonts w:ascii="Arial" w:eastAsia="Times New Roman" w:hAnsi="Arial" w:cs="Arial"/>
+          <w:i/>
+          <w:iCs/>
+          <w:color w:val="000000"/>
+          <w:kern w:val="0"/>
+          <w:sz w:val="22"/>
+          <w:szCs w:val="22"/>
+          <w:lang w:val="en-GB"/>
+          <w14:ligatures w14:val="none"/>
+        </w:rPr>
+        <w:t>M</w:t>
+      </w:r>
+      <w:r>
+        <w:rPr>
+          <w:rFonts w:ascii="Arial" w:eastAsia="Times New Roman" w:hAnsi="Arial" w:cs="Arial"/>
+          <w:i/>
+          <w:iCs/>
+          <w:color w:val="000000"/>
+          <w:kern w:val="0"/>
+          <w:sz w:val="22"/>
+          <w:szCs w:val="22"/>
+          <w:lang w:val="en-GB"/>
+          <w14:ligatures w14:val="none"/>
+        </w:rPr>
+        <w:t xml:space="preserve">ethod. </w:t>
+      </w:r>
+      <w:r>
+        <w:rPr>
+          <w:rFonts w:ascii="Arial" w:eastAsia="Times New Roman" w:hAnsi="Arial" w:cs="Arial"/>
+          <w:color w:val="000000"/>
+          <w:kern w:val="0"/>
+          <w:sz w:val="22"/>
+          <w:szCs w:val="22"/>
+          <w:lang w:val="en-GB"/>
+          <w14:ligatures w14:val="none"/>
+        </w:rPr>
+        <w:t>W</w:t>
+      </w:r>
+      <w:r>
+        <w:rPr>
+          <w:rFonts w:ascii="Arial" w:eastAsia="Times New Roman" w:hAnsi="Arial" w:cs="Arial"/>
+          <w:color w:val="000000"/>
+          <w:kern w:val="0"/>
+          <w:sz w:val="22"/>
+          <w:szCs w:val="22"/>
+          <w:lang w:val="en-GB"/>
+          <w14:ligatures w14:val="none"/>
+        </w:rPr>
+        <w:t xml:space="preserve">hat does the method </w:t>
+      </w:r>
+      <w:proofErr w:type="spellStart"/>
+      <w:r>
+        <w:rPr>
+          <w:rFonts w:ascii="Arial" w:eastAsia="Times New Roman" w:hAnsi="Arial" w:cs="Arial"/>
+          <w:color w:val="000000"/>
+          <w:kern w:val="0"/>
+          <w:sz w:val="22"/>
+          <w:szCs w:val="22"/>
+          <w:lang w:val="en-GB"/>
+          <w14:ligatures w14:val="none"/>
+        </w:rPr>
+        <w:t>entail</w:t>
+      </w:r>
+      <w:r>
+        <w:rPr>
+          <w:rFonts w:ascii="Arial" w:eastAsia="Times New Roman" w:hAnsi="Arial" w:cs="Arial"/>
+          <w:color w:val="000000"/>
+          <w:kern w:val="0"/>
+          <w:sz w:val="22"/>
+          <w:szCs w:val="22"/>
+          <w:lang w:val="en-GB"/>
+          <w14:ligatures w14:val="none"/>
+        </w:rPr>
+        <w:t xml:space="preserve">? </w:t>
+      </w:r>
+      <w:proofErr w:type="spellEnd"/>
+      <w:r>
+        <w:rPr>
+          <w:rFonts w:ascii="Arial" w:eastAsia="Times New Roman" w:hAnsi="Arial" w:cs="Arial"/>
+          <w:color w:val="000000"/>
+          <w:kern w:val="0"/>
+          <w:sz w:val="22"/>
+          <w:szCs w:val="22"/>
+          <w:lang w:val="en-GB"/>
+          <w14:ligatures w14:val="none"/>
+        </w:rPr>
+        <w:t>H</w:t>
+      </w:r>
+      <w:r>
+        <w:rPr>
+          <w:rFonts w:ascii="Arial" w:eastAsia="Times New Roman" w:hAnsi="Arial" w:cs="Arial"/>
+          <w:color w:val="000000"/>
+          <w:kern w:val="0"/>
+          <w:sz w:val="22"/>
+          <w:szCs w:val="22"/>
+          <w:lang w:val="en-GB"/>
+          <w14:ligatures w14:val="none"/>
+        </w:rPr>
+        <w:t>ow does the method work</w:t>
+      </w:r>
+      <w:r>
+        <w:rPr>
+          <w:rFonts w:ascii="Arial" w:eastAsia="Times New Roman" w:hAnsi="Arial" w:cs="Arial"/>
+          <w:color w:val="000000"/>
+          <w:kern w:val="0"/>
+          <w:sz w:val="22"/>
+          <w:szCs w:val="22"/>
+          <w:lang w:val="en-GB"/>
+          <w14:ligatures w14:val="none"/>
+        </w:rPr>
+        <w:t xml:space="preserve">? </w:t>
+      </w:r>
+      <w:r>
+        <w:rPr>
+          <w:rFonts w:ascii="Arial" w:eastAsia="Times New Roman" w:hAnsi="Arial" w:cs="Arial"/>
+          <w:color w:val="000000"/>
+          <w:kern w:val="0"/>
+          <w:sz w:val="22"/>
+          <w:szCs w:val="22"/>
+          <w:lang w:val="en-GB"/>
+          <w14:ligatures w14:val="none"/>
+        </w:rPr>
+        <w:t> </w:t>
+      </w:r>
+    </w:p>
+    <w:p>
+      <w:pPr>
+        <w:numPr>
+          <w:ilvl w:val="1"/>
+          <w:numId w:val="12"/>
+        </w:numPr>
+        <w:spacing w:after="0" w:line="240" w:lineRule="auto"/>
+        <w:jc w:val="both"/>
+        <w:textAlignment w:val="center"/>
+        <w:rPr>
+          <w:rFonts w:ascii="Arial" w:eastAsia="Times New Roman" w:hAnsi="Arial" w:cs="Arial"/>
+          <w:color w:val="000000"/>
+          <w:kern w:val="0"/>
+          <w:sz w:val="22"/>
+          <w:szCs w:val="22"/>
+          <w:lang w:val="en-GB"/>
+          <w14:ligatures w14:val="none"/>
+        </w:rPr>
+      </w:pPr>
+      <w:r>
+        <w:rPr>
+          <w:rFonts w:ascii="Arial" w:eastAsia="Times New Roman" w:hAnsi="Arial" w:cs="Arial"/>
+          <w:i/>
+          <w:iCs/>
+          <w:color w:val="000000"/>
+          <w:kern w:val="0"/>
+          <w:sz w:val="22"/>
+          <w:szCs w:val="22"/>
+          <w:lang w:val="en-GB"/>
+          <w14:ligatures w14:val="none"/>
+        </w:rPr>
+        <w:t>Experimental setup</w:t>
+      </w:r>
+      <w:r>
+        <w:rPr>
+          <w:rFonts w:ascii="Arial" w:eastAsia="Times New Roman" w:hAnsi="Arial" w:cs="Arial"/>
+          <w:i/>
+          <w:iCs/>
+          <w:color w:val="000000"/>
+          <w:kern w:val="0"/>
+          <w:sz w:val="22"/>
+          <w:szCs w:val="22"/>
+          <w:lang w:val="en-GB"/>
+          <w14:ligatures w14:val="none"/>
+        </w:rPr>
+        <w:t>:</w:t>
+      </w:r>
+    </w:p>
+    <w:p>
+      <w:pPr>
+        <w:numPr>
+          <w:ilvl w:val="2"/>
+          <w:numId w:val="12"/>
+        </w:numPr>
+        <w:spacing w:after="0" w:line="240" w:lineRule="auto"/>
+        <w:jc w:val="both"/>
+        <w:textAlignment w:val="center"/>
+        <w:rPr>
+          <w:rFonts w:ascii="Arial" w:eastAsia="Times New Roman" w:hAnsi="Arial" w:cs="Arial"/>
+          <w:color w:val="000000"/>
+          <w:kern w:val="0"/>
+          <w:sz w:val="22"/>
+          <w:szCs w:val="22"/>
+          <w:lang w:val="en-GB"/>
+          <w14:ligatures w14:val="none"/>
+        </w:rPr>
+      </w:pPr>
+      <w:r>
+        <w:rPr>
+          <w:rFonts w:ascii="Arial" w:eastAsia="Times New Roman" w:hAnsi="Arial" w:cs="Arial"/>
+          <w:color w:val="000000"/>
+          <w:kern w:val="0"/>
+          <w:sz w:val="22"/>
+          <w:szCs w:val="22"/>
+          <w:lang w:val="en-GB"/>
+          <w14:ligatures w14:val="none"/>
+        </w:rPr>
+        <w:t>M</w:t>
+      </w:r>
+      <w:r>
+        <w:rPr>
+          <w:rFonts w:ascii="Arial" w:eastAsia="Times New Roman" w:hAnsi="Arial" w:cs="Arial"/>
+          <w:color w:val="000000"/>
+          <w:kern w:val="0"/>
+          <w:sz w:val="22"/>
+          <w:szCs w:val="22"/>
+          <w:lang w:val="en-GB"/>
+          <w14:ligatures w14:val="none"/>
+        </w:rPr>
+        <w:t>ention that the baby will be resting on a changing table-like surface, with their head resting inside the helmet</w:t>
+      </w:r>
+      <w:r>
+        <w:rPr>
+          <w:rFonts w:ascii="Arial" w:eastAsia="Times New Roman" w:hAnsi="Arial" w:cs="Arial"/>
+          <w:color w:val="000000"/>
+          <w:kern w:val="0"/>
+          <w:sz w:val="22"/>
+          <w:szCs w:val="22"/>
+          <w:lang w:val="en-GB"/>
+          <w14:ligatures w14:val="none"/>
+        </w:rPr>
+        <w:t>.</w:t>
+      </w:r>
+      <w:r>
+        <w:rPr>
+          <w:rFonts w:ascii="Arial" w:eastAsia="Times New Roman" w:hAnsi="Arial" w:cs="Arial"/>
+          <w:color w:val="000000"/>
+          <w:kern w:val="0"/>
+          <w:sz w:val="22"/>
+          <w:szCs w:val="22"/>
+          <w:lang w:val="en-GB"/>
+          <w14:ligatures w14:val="none"/>
+        </w:rPr>
+        <w:t xml:space="preserve"> </w:t>
+      </w:r>
+    </w:p>
+    <w:p>
+      <w:pPr>
+        <w:numPr>
+          <w:ilvl w:val="2"/>
+          <w:numId w:val="12"/>
+        </w:numPr>
+        <w:spacing w:after="0" w:line="240" w:lineRule="auto"/>
+        <w:jc w:val="both"/>
+        <w:textAlignment w:val="center"/>
+        <w:rPr>
+          <w:rFonts w:ascii="Arial" w:eastAsia="Times New Roman" w:hAnsi="Arial" w:cs="Arial"/>
+          <w:color w:val="000000"/>
+          <w:kern w:val="0"/>
+          <w:sz w:val="22"/>
+          <w:szCs w:val="22"/>
+          <w:lang w:val="en-GB"/>
+          <w14:ligatures w14:val="none"/>
+        </w:rPr>
+      </w:pPr>
+      <w:r>
+        <w:rPr>
+          <w:rFonts w:ascii="Arial" w:eastAsia="Times New Roman" w:hAnsi="Arial" w:cs="Arial"/>
+          <w:color w:val="000000"/>
+          <w:kern w:val="0"/>
+          <w:sz w:val="22"/>
+          <w:szCs w:val="22"/>
+          <w:lang w:val="en-GB"/>
+          <w14:ligatures w14:val="none"/>
+        </w:rPr>
+        <w:t>Offer the parents to see the setup inside the MSR.</w:t>
+      </w:r>
+    </w:p>
+    <w:p>
+      <w:pPr>
+        <w:numPr>
+          <w:ilvl w:val="2"/>
+          <w:numId w:val="12"/>
+        </w:numPr>
+        <w:spacing w:after="0" w:line="240" w:lineRule="auto"/>
+        <w:jc w:val="both"/>
+        <w:textAlignment w:val="center"/>
+        <w:rPr>
+          <w:rFonts w:ascii="Arial" w:eastAsia="Times New Roman" w:hAnsi="Arial" w:cs="Arial"/>
+          <w:color w:val="000000"/>
+          <w:kern w:val="0"/>
+          <w:sz w:val="22"/>
+          <w:szCs w:val="22"/>
+          <w:lang w:val="en-GB"/>
+          <w14:ligatures w14:val="none"/>
+        </w:rPr>
+      </w:pPr>
+      <w:r>
+        <w:rPr>
+          <w:rFonts w:ascii="Arial" w:eastAsia="Times New Roman" w:hAnsi="Arial" w:cs="Arial"/>
+          <w:color w:val="000000"/>
+          <w:kern w:val="0"/>
+          <w:sz w:val="22"/>
+          <w:szCs w:val="22"/>
+          <w:lang w:val="en-GB"/>
+          <w14:ligatures w14:val="none"/>
+        </w:rPr>
+        <w:t>E</w:t>
+      </w:r>
+      <w:r>
+        <w:rPr>
+          <w:rFonts w:ascii="Arial" w:eastAsia="Times New Roman" w:hAnsi="Arial" w:cs="Arial"/>
+          <w:color w:val="000000"/>
+          <w:kern w:val="0"/>
+          <w:sz w:val="22"/>
+          <w:szCs w:val="22"/>
+          <w:lang w:val="en-GB"/>
+          <w14:ligatures w14:val="none"/>
+        </w:rPr>
+        <w:t>xplain that we are happy for baby to be awake or asleep</w:t>
+      </w:r>
+      <w:r>
+        <w:rPr>
+          <w:rFonts w:ascii="Arial" w:eastAsia="Times New Roman" w:hAnsi="Arial" w:cs="Arial"/>
+          <w:color w:val="000000"/>
+          <w:kern w:val="0"/>
+          <w:sz w:val="22"/>
+          <w:szCs w:val="22"/>
+          <w:lang w:val="en-GB"/>
+          <w14:ligatures w14:val="none"/>
+        </w:rPr>
+        <w:t>.</w:t>
+      </w:r>
+      <w:r>
+        <w:rPr>
+          <w:rFonts w:ascii="Arial" w:eastAsia="Times New Roman" w:hAnsi="Arial" w:cs="Arial"/>
+          <w:color w:val="000000"/>
+          <w:kern w:val="0"/>
+          <w:sz w:val="22"/>
+          <w:szCs w:val="22"/>
+          <w:lang w:val="en-GB"/>
+          <w14:ligatures w14:val="none"/>
+        </w:rPr>
+        <w:t xml:space="preserve"> </w:t>
+      </w:r>
+      <w:r>
+        <w:rPr>
+          <w:rFonts w:ascii="Arial" w:eastAsia="Times New Roman" w:hAnsi="Arial" w:cs="Arial"/>
+          <w:color w:val="000000"/>
+          <w:kern w:val="0"/>
+          <w:sz w:val="22"/>
+          <w:szCs w:val="22"/>
+          <w:lang w:val="en-GB"/>
+          <w14:ligatures w14:val="none"/>
+        </w:rPr>
+        <w:t>I</w:t>
+      </w:r>
+      <w:r>
+        <w:rPr>
+          <w:rFonts w:ascii="Arial" w:eastAsia="Times New Roman" w:hAnsi="Arial" w:cs="Arial"/>
+          <w:color w:val="000000"/>
+          <w:kern w:val="0"/>
+          <w:sz w:val="22"/>
+          <w:szCs w:val="22"/>
+          <w:lang w:val="en-GB"/>
+          <w14:ligatures w14:val="none"/>
+        </w:rPr>
+        <w:t>deally</w:t>
+      </w:r>
+      <w:r>
+        <w:rPr>
+          <w:rFonts w:ascii="Arial" w:eastAsia="Times New Roman" w:hAnsi="Arial" w:cs="Arial"/>
+          <w:color w:val="000000"/>
+          <w:kern w:val="0"/>
+          <w:sz w:val="22"/>
+          <w:szCs w:val="22"/>
+          <w:lang w:val="en-GB"/>
+          <w14:ligatures w14:val="none"/>
+        </w:rPr>
+        <w:t>,</w:t>
+      </w:r>
+      <w:r>
+        <w:rPr>
+          <w:rFonts w:ascii="Arial" w:eastAsia="Times New Roman" w:hAnsi="Arial" w:cs="Arial"/>
+          <w:color w:val="000000"/>
+          <w:kern w:val="0"/>
+          <w:sz w:val="22"/>
+          <w:szCs w:val="22"/>
+          <w:lang w:val="en-GB"/>
+          <w14:ligatures w14:val="none"/>
+        </w:rPr>
+        <w:t xml:space="preserve"> it would be great if they could not move too much</w:t>
+      </w:r>
+      <w:r>
+        <w:rPr>
+          <w:rFonts w:ascii="Arial" w:eastAsia="Times New Roman" w:hAnsi="Arial" w:cs="Arial"/>
+          <w:color w:val="000000"/>
+          <w:kern w:val="0"/>
+          <w:sz w:val="22"/>
+          <w:szCs w:val="22"/>
+          <w:lang w:val="en-GB"/>
+          <w14:ligatures w14:val="none"/>
+        </w:rPr>
+        <w:t>.</w:t>
+      </w:r>
+    </w:p>
+    <w:p>
+      <w:pPr>
+        <w:numPr>
+          <w:ilvl w:val="2"/>
+          <w:numId w:val="12"/>
+        </w:numPr>
+        <w:spacing w:after="0" w:line="240" w:lineRule="auto"/>
+        <w:jc w:val="both"/>
+        <w:textAlignment w:val="center"/>
+        <w:rPr>
+          <w:rFonts w:ascii="Arial" w:eastAsia="Times New Roman" w:hAnsi="Arial" w:cs="Arial"/>
+          <w:color w:val="000000"/>
+          <w:kern w:val="0"/>
+          <w:sz w:val="22"/>
+          <w:szCs w:val="22"/>
+          <w:lang w:val="en-GB"/>
+          <w14:ligatures w14:val="none"/>
+        </w:rPr>
+      </w:pPr>
+      <w:r>
+        <w:rPr>
+          <w:rFonts w:ascii="Arial" w:eastAsia="Times New Roman" w:hAnsi="Arial" w:cs="Arial"/>
+          <w:color w:val="000000"/>
+          <w:kern w:val="0"/>
+          <w:sz w:val="22"/>
+          <w:szCs w:val="22"/>
+          <w:lang w:val="en-GB"/>
+          <w14:ligatures w14:val="none"/>
+        </w:rPr>
+        <w:t xml:space="preserve">Address </w:t>
+      </w:r>
+      <w:r>
+        <w:rPr>
+          <w:rFonts w:ascii="Arial" w:eastAsia="Times New Roman" w:hAnsi="Arial" w:cs="Arial"/>
+          <w:color w:val="000000" w:themeColor="text1"/>
+          <w:kern w:val="0"/>
+          <w:sz w:val="22"/>
+          <w:szCs w:val="22"/>
+          <w:lang w:val="en-GB"/>
+          <w14:ligatures w14:val="none"/>
+        </w:rPr>
+        <w:t xml:space="preserve">swaddling </w:t>
+      </w:r>
+      <w:r>
+        <w:rPr>
+          <w:rFonts w:ascii="Arial" w:eastAsia="Times New Roman" w:hAnsi="Arial" w:cs="Arial"/>
+          <w:color w:val="000000" w:themeColor="text1"/>
+          <w:kern w:val="0"/>
+          <w:sz w:val="22"/>
+          <w:szCs w:val="22"/>
+          <w:lang w:val="en-GB"/>
+          <w14:ligatures w14:val="none"/>
+        </w:rPr>
+        <w:t>(</w:t>
+      </w:r>
+      <w:r>
+        <w:rPr>
+          <w:rFonts w:ascii="Arial" w:eastAsia="Times New Roman" w:hAnsi="Arial" w:cs="Arial"/>
+          <w:i/>
+          <w:iCs/>
+          <w:color w:val="000000" w:themeColor="text1"/>
+          <w:kern w:val="0"/>
+          <w:sz w:val="22"/>
+          <w:szCs w:val="22"/>
+          <w:lang w:val="en-GB"/>
+          <w14:ligatures w14:val="none"/>
+        </w:rPr>
+        <w:t xml:space="preserve">would </w:t>
+      </w:r>
+      <w:r>
+        <w:rPr>
+          <w:rFonts w:ascii="Arial" w:eastAsia="Times New Roman" w:hAnsi="Arial" w:cs="Arial"/>
+          <w:i/>
+          <w:iCs/>
+          <w:color w:val="000000" w:themeColor="text1"/>
+          <w:kern w:val="0"/>
+          <w:sz w:val="22"/>
+          <w:szCs w:val="22"/>
+          <w:lang w:val="en-GB"/>
+          <w14:ligatures w14:val="none"/>
+        </w:rPr>
+        <w:t>parents</w:t>
+      </w:r>
+      <w:r>
+        <w:rPr>
+          <w:rFonts w:ascii="Arial" w:eastAsia="Times New Roman" w:hAnsi="Arial" w:cs="Arial"/>
+          <w:i/>
+          <w:iCs/>
+          <w:color w:val="000000" w:themeColor="text1"/>
+          <w:kern w:val="0"/>
+          <w:sz w:val="22"/>
+          <w:szCs w:val="22"/>
+          <w:lang w:val="en-GB"/>
+          <w14:ligatures w14:val="none"/>
+        </w:rPr>
+        <w:t xml:space="preserve"> be happy for baby to be swaddled?</w:t>
+      </w:r>
+      <w:r>
+        <w:rPr>
+          <w:rFonts w:ascii="Arial" w:eastAsia="Times New Roman" w:hAnsi="Arial" w:cs="Arial"/>
+          <w:i/>
+          <w:iCs/>
+          <w:color w:val="000000" w:themeColor="text1"/>
+          <w:kern w:val="0"/>
+          <w:sz w:val="22"/>
+          <w:szCs w:val="22"/>
+          <w:lang w:val="en-GB"/>
+          <w14:ligatures w14:val="none"/>
+        </w:rPr>
+        <w:t>).</w:t>
+      </w:r>
+    </w:p>
+    <w:p>
+      <w:pPr>
+        <w:pStyle w:val="ListParagraph"/>
+        <w:numPr>
+          <w:ilvl w:val="0"/>
+          <w:numId w:val="20"/>
+        </w:numPr>
+        <w:spacing w:after="0" w:line="240" w:lineRule="auto"/>
+        <w:jc w:val="both"/>
+        <w:textAlignment w:val="center"/>
+        <w:rPr>
+          <w:rFonts w:ascii="Arial" w:eastAsia="Times New Roman" w:hAnsi="Arial" w:cs="Arial"/>
+          <w:color w:val="000000"/>
+          <w:kern w:val="0"/>
+          <w:sz w:val="22"/>
+          <w:szCs w:val="22"/>
+          <w:lang w:val="en-GB"/>
+          <w14:ligatures w14:val="none"/>
+        </w:rPr>
+      </w:pPr>
+      <w:r>
+        <w:rPr>
+          <w:rFonts w:ascii="Arial" w:eastAsia="Times New Roman" w:hAnsi="Arial" w:cs="Arial"/>
+          <w:color w:val="000000"/>
+          <w:kern w:val="0"/>
+          <w:sz w:val="22"/>
+          <w:szCs w:val="22"/>
+          <w:lang w:val="en-GB"/>
+          <w14:ligatures w14:val="none"/>
+        </w:rPr>
+        <w:t>Questions</w:t>
+      </w:r>
+    </w:p>
+    <w:p>
+      <w:pPr>
+        <w:pStyle w:val="ListParagraph"/>
+        <w:numPr>
+          <w:ilvl w:val="0"/>
+          <w:numId w:val="20"/>
+        </w:numPr>
+        <w:spacing w:after="0" w:line="240" w:lineRule="auto"/>
+        <w:jc w:val="both"/>
+        <w:textAlignment w:val="center"/>
+        <w:rPr>
+          <w:rFonts w:ascii="Arial" w:eastAsia="Times New Roman" w:hAnsi="Arial" w:cs="Arial"/>
+          <w:color w:val="000000"/>
+          <w:kern w:val="0"/>
+          <w:sz w:val="22"/>
+          <w:szCs w:val="22"/>
+          <w:lang w:val="en-GB"/>
+          <w14:ligatures w14:val="none"/>
+        </w:rPr>
+      </w:pPr>
+      <w:r>
+        <w:rPr>
+          <w:rFonts w:ascii="Arial" w:eastAsia="Times New Roman" w:hAnsi="Arial" w:cs="Arial"/>
+          <w:color w:val="000000"/>
+          <w:kern w:val="0"/>
+          <w:sz w:val="22"/>
+          <w:szCs w:val="22"/>
+          <w:lang w:val="en-GB"/>
+          <w14:ligatures w14:val="none"/>
+        </w:rPr>
+        <w:t>Consent (</w:t>
+      </w:r>
+      <w:r>
+        <w:rPr>
+          <w:rFonts w:ascii="Arial" w:eastAsia="Times New Roman" w:hAnsi="Arial" w:cs="Arial"/>
+          <w:i/>
+          <w:iCs/>
+          <w:color w:val="000000"/>
+          <w:kern w:val="0"/>
+          <w:sz w:val="22"/>
+          <w:szCs w:val="22"/>
+          <w:lang w:val="en-GB"/>
+          <w14:ligatures w14:val="none"/>
+        </w:rPr>
+        <w:t>let the OPM-MEG operator when a good time to switch on the chassis)</w:t>
+      </w:r>
+    </w:p>
+    <w:p>
+      <w:pPr>
+        <w:pStyle w:val="ListParagraph"/>
+        <w:numPr>
+          <w:ilvl w:val="0"/>
+          <w:numId w:val="20"/>
+        </w:numPr>
+        <w:spacing w:after="0" w:line="240" w:lineRule="auto"/>
+        <w:jc w:val="both"/>
+        <w:textAlignment w:val="center"/>
+        <w:rPr>
+          <w:rFonts w:ascii="Arial" w:eastAsia="Times New Roman" w:hAnsi="Arial" w:cs="Arial"/>
+          <w:color w:val="000000"/>
+          <w:kern w:val="0"/>
+          <w:sz w:val="22"/>
+          <w:szCs w:val="22"/>
+          <w:lang w:val="en-GB"/>
+          <w14:ligatures w14:val="none"/>
+        </w:rPr>
+      </w:pPr>
+      <w:r>
+        <w:rPr>
+          <w:rFonts w:ascii="Arial" w:eastAsia="Times New Roman" w:hAnsi="Arial" w:cs="Arial"/>
+          <w:color w:val="000000"/>
+          <w:kern w:val="0"/>
+          <w:sz w:val="22"/>
+          <w:szCs w:val="22"/>
+          <w:lang w:val="en-GB"/>
+          <w14:ligatures w14:val="none"/>
+        </w:rPr>
+        <w:t>Preparation for entering the MSR</w:t>
+      </w:r>
+    </w:p>
+    <w:p>
+      <w:pPr>
+        <w:numPr>
+          <w:ilvl w:val="1"/>
+          <w:numId w:val="20"/>
+        </w:numPr>
+        <w:spacing w:after="0" w:line="240" w:lineRule="auto"/>
+        <w:jc w:val="both"/>
+        <w:textAlignment w:val="center"/>
+        <w:rPr>
+          <w:rFonts w:ascii="Arial" w:eastAsia="Times New Roman" w:hAnsi="Arial" w:cs="Arial"/>
+          <w:color w:val="000000"/>
+          <w:kern w:val="0"/>
+          <w:sz w:val="22"/>
+          <w:szCs w:val="22"/>
+          <w:lang w:val="en-GB"/>
+          <w14:ligatures w14:val="none"/>
+        </w:rPr>
+      </w:pPr>
+      <w:r>
+        <w:rPr>
+          <w:rFonts w:ascii="Arial" w:eastAsia="Times New Roman" w:hAnsi="Arial" w:cs="Arial"/>
+          <w:color w:val="000000"/>
+          <w:kern w:val="0"/>
+          <w:sz w:val="22"/>
+          <w:szCs w:val="22"/>
+          <w:lang w:val="en-GB"/>
+          <w14:ligatures w14:val="none"/>
+        </w:rPr>
+        <w:t>make sure that baby and parent are not wearing metal and/or addressing this</w:t>
+      </w:r>
+    </w:p>
+    <w:p>
+      <w:pPr>
+        <w:numPr>
+          <w:ilvl w:val="1"/>
+          <w:numId w:val="20"/>
+        </w:numPr>
+        <w:spacing w:after="0" w:line="240" w:lineRule="auto"/>
+        <w:jc w:val="both"/>
+        <w:textAlignment w:val="center"/>
+        <w:rPr>
+          <w:rFonts w:ascii="Arial" w:eastAsia="Times New Roman" w:hAnsi="Arial" w:cs="Arial"/>
+          <w:color w:val="000000"/>
+          <w:kern w:val="0"/>
+          <w:sz w:val="22"/>
+          <w:szCs w:val="22"/>
+          <w:lang w:val="en-GB"/>
+          <w14:ligatures w14:val="none"/>
+        </w:rPr>
+      </w:pPr>
+      <w:r>
+        <w:rPr>
+          <w:rFonts w:ascii="Arial" w:eastAsia="Times New Roman" w:hAnsi="Arial" w:cs="Arial"/>
+          <w:color w:val="000000"/>
+          <w:kern w:val="0"/>
+          <w:sz w:val="22"/>
+          <w:szCs w:val="22"/>
+          <w:lang w:val="en-GB"/>
+          <w14:ligatures w14:val="none"/>
+        </w:rPr>
+        <w:t>make sure that baby is happy (clean nappy, fed, content, maybe even asleep!)</w:t>
+      </w:r>
+    </w:p>
+    <w:p>
+      <w:pPr>
+        <w:numPr>
+          <w:ilvl w:val="1"/>
+          <w:numId w:val="20"/>
+        </w:numPr>
+        <w:spacing w:after="0" w:line="240" w:lineRule="auto"/>
+        <w:jc w:val="both"/>
+        <w:textAlignment w:val="center"/>
+        <w:rPr>
+          <w:rFonts w:ascii="Arial" w:eastAsia="Times New Roman" w:hAnsi="Arial" w:cs="Arial"/>
+          <w:color w:val="000000"/>
+          <w:kern w:val="0"/>
+          <w:sz w:val="22"/>
+          <w:szCs w:val="22"/>
+          <w:lang w:val="en-GB"/>
+          <w14:ligatures w14:val="none"/>
+        </w:rPr>
+      </w:pPr>
+      <w:r>
+        <w:rPr>
+          <w:rFonts w:ascii="Arial" w:eastAsia="Times New Roman" w:hAnsi="Arial" w:cs="Arial"/>
+          <w:color w:val="000000"/>
+          <w:kern w:val="0"/>
+          <w:sz w:val="22"/>
+          <w:szCs w:val="22"/>
+          <w:lang w:val="en-GB"/>
+          <w14:ligatures w14:val="none"/>
+        </w:rPr>
+        <w:t>ask if a good idea to play white noise while baby is settling down in the MSR</w:t>
+      </w:r>
+    </w:p>
+    <w:p>
+      <w:pPr>
+        <w:numPr>
+          <w:ilvl w:val="0"/>
+          <w:numId w:val="20"/>
+        </w:numPr>
+        <w:spacing w:after="0" w:line="240" w:lineRule="auto"/>
+        <w:jc w:val="both"/>
+        <w:textAlignment w:val="center"/>
+        <w:rPr>
+          <w:rFonts w:ascii="Arial" w:eastAsia="Times New Roman" w:hAnsi="Arial" w:cs="Arial"/>
+          <w:color w:val="000000"/>
+          <w:kern w:val="0"/>
+          <w:sz w:val="22"/>
+          <w:szCs w:val="22"/>
+          <w:lang w:val="en-GB"/>
+          <w14:ligatures w14:val="none"/>
+        </w:rPr>
+      </w:pPr>
+      <w:r>
+        <w:rPr>
+          <w:rFonts w:ascii="Arial" w:eastAsia="Times New Roman" w:hAnsi="Arial" w:cs="Arial"/>
+          <w:color w:val="000000"/>
+          <w:kern w:val="0"/>
+          <w:sz w:val="22"/>
+          <w:szCs w:val="22"/>
+          <w:lang w:val="en-GB"/>
+          <w14:ligatures w14:val="none"/>
+        </w:rPr>
+        <w:t>Preparation inside</w:t>
+      </w:r>
+      <w:r>
+        <w:rPr>
+          <w:rFonts w:ascii="Arial" w:eastAsia="Times New Roman" w:hAnsi="Arial" w:cs="Arial"/>
+          <w:color w:val="000000"/>
+          <w:kern w:val="0"/>
+          <w:sz w:val="22"/>
+          <w:szCs w:val="22"/>
+          <w:lang w:val="en-GB"/>
+          <w14:ligatures w14:val="none"/>
+        </w:rPr>
+        <w:t xml:space="preserve"> the MSR:</w:t>
+      </w:r>
+    </w:p>
+    <w:p>
+      <w:pPr>
+        <w:numPr>
+          <w:ilvl w:val="1"/>
+          <w:numId w:val="20"/>
+        </w:numPr>
+        <w:spacing w:after="0" w:line="240" w:lineRule="auto"/>
+        <w:jc w:val="both"/>
+        <w:textAlignment w:val="center"/>
+        <w:rPr>
+          <w:rFonts w:ascii="Arial" w:eastAsia="Times New Roman" w:hAnsi="Arial" w:cs="Arial"/>
+          <w:color w:val="000000"/>
+          <w:kern w:val="0"/>
+          <w:sz w:val="22"/>
+          <w:szCs w:val="22"/>
+          <w:lang w:val="en-GB"/>
+          <w14:ligatures w14:val="none"/>
+        </w:rPr>
+      </w:pPr>
+      <w:r>
+        <w:rPr>
+          <w:rFonts w:ascii="Arial" w:eastAsia="Times New Roman" w:hAnsi="Arial" w:cs="Arial"/>
+          <w:color w:val="000000"/>
+          <w:kern w:val="0"/>
+          <w:sz w:val="22"/>
+          <w:szCs w:val="22"/>
+          <w:lang w:val="en-GB"/>
+          <w14:ligatures w14:val="none"/>
+        </w:rPr>
+        <w:t>Instruct the parent how to position the baby on the bed</w:t>
+      </w:r>
+    </w:p>
+    <w:p>
+      <w:pPr>
+        <w:numPr>
+          <w:ilvl w:val="1"/>
+          <w:numId w:val="20"/>
+        </w:numPr>
+        <w:spacing w:after="0" w:line="240" w:lineRule="auto"/>
+        <w:jc w:val="both"/>
+        <w:textAlignment w:val="center"/>
+        <w:rPr>
+          <w:rFonts w:ascii="Arial" w:eastAsia="Times New Roman" w:hAnsi="Arial" w:cs="Arial"/>
+          <w:color w:val="000000"/>
+          <w:kern w:val="0"/>
+          <w:sz w:val="22"/>
+          <w:szCs w:val="22"/>
+          <w:lang w:val="en-GB"/>
+          <w14:ligatures w14:val="none"/>
+        </w:rPr>
+      </w:pPr>
+      <w:r>
+        <w:rPr>
+          <w:rFonts w:ascii="Arial" w:eastAsia="Times New Roman" w:hAnsi="Arial" w:cs="Arial"/>
+          <w:color w:val="000000"/>
+          <w:kern w:val="0"/>
+          <w:sz w:val="22"/>
+          <w:szCs w:val="22"/>
+          <w:lang w:val="en-GB"/>
+          <w14:ligatures w14:val="none"/>
+        </w:rPr>
+        <w:t xml:space="preserve">Leave the </w:t>
+      </w:r>
+      <w:r>
+        <w:rPr>
+          <w:rFonts w:ascii="Arial" w:eastAsia="Times New Roman" w:hAnsi="Arial" w:cs="Arial"/>
+          <w:color w:val="000000"/>
+          <w:kern w:val="0"/>
+          <w:sz w:val="22"/>
+          <w:szCs w:val="22"/>
+          <w:lang w:val="en-GB"/>
+          <w14:ligatures w14:val="none"/>
+        </w:rPr>
+        <w:t xml:space="preserve">parent </w:t>
+      </w:r>
+      <w:r>
+        <w:rPr>
+          <w:rFonts w:ascii="Arial" w:eastAsia="Times New Roman" w:hAnsi="Arial" w:cs="Arial"/>
+          <w:color w:val="000000"/>
+          <w:kern w:val="0"/>
+          <w:sz w:val="22"/>
+          <w:szCs w:val="22"/>
+          <w:lang w:val="en-GB"/>
+          <w14:ligatures w14:val="none"/>
+        </w:rPr>
+        <w:t>time</w:t>
+      </w:r>
+      <w:r>
+        <w:rPr>
+          <w:rFonts w:ascii="Arial" w:eastAsia="Times New Roman" w:hAnsi="Arial" w:cs="Arial"/>
+          <w:color w:val="000000"/>
+          <w:kern w:val="0"/>
+          <w:sz w:val="22"/>
+          <w:szCs w:val="22"/>
+          <w:lang w:val="en-GB"/>
+          <w14:ligatures w14:val="none"/>
+        </w:rPr>
+        <w:t xml:space="preserve"> to settle baby on the bed</w:t>
+      </w:r>
+    </w:p>
+    <w:p>
+      <w:pPr>
+        <w:numPr>
+          <w:ilvl w:val="1"/>
+          <w:numId w:val="20"/>
+        </w:numPr>
+        <w:spacing w:after="0" w:line="240" w:lineRule="auto"/>
+        <w:jc w:val="both"/>
+        <w:textAlignment w:val="center"/>
+        <w:rPr>
+          <w:rFonts w:ascii="Arial" w:eastAsia="Times New Roman" w:hAnsi="Arial" w:cs="Arial"/>
+          <w:color w:val="000000"/>
+          <w:kern w:val="0"/>
+          <w:sz w:val="22"/>
+          <w:szCs w:val="22"/>
+          <w:lang w:val="en-GB"/>
+          <w14:ligatures w14:val="none"/>
+        </w:rPr>
+      </w:pPr>
+      <w:r>
+        <w:rPr>
+          <w:rFonts w:ascii="Arial" w:eastAsia="Times New Roman" w:hAnsi="Arial" w:cs="Arial"/>
+          <w:color w:val="000000"/>
+          <w:kern w:val="0"/>
+          <w:sz w:val="22"/>
+          <w:szCs w:val="22"/>
+          <w:lang w:val="en-GB"/>
+          <w14:ligatures w14:val="none"/>
+        </w:rPr>
+        <w:t>Once the baby is settled and happy, slide the baby inside the helmet</w:t>
+      </w:r>
+      <w:r>
+        <w:rPr>
+          <w:rFonts w:ascii="Arial" w:eastAsia="Times New Roman" w:hAnsi="Arial" w:cs="Arial"/>
+          <w:color w:val="000000"/>
+          <w:kern w:val="0"/>
+          <w:sz w:val="22"/>
+          <w:szCs w:val="22"/>
+          <w:lang w:val="en-GB"/>
+          <w14:ligatures w14:val="none"/>
+        </w:rPr>
+        <w:br/>
+        <w:t xml:space="preserve">(2 </w:t>
+      </w:r>
+      <w:r>
+        <w:rPr>
+          <w:rFonts w:ascii="Arial" w:eastAsia="Times New Roman" w:hAnsi="Arial" w:cs="Arial"/>
+          <w:i/>
+          <w:iCs/>
+          <w:color w:val="000000"/>
+          <w:kern w:val="0"/>
+          <w:sz w:val="22"/>
+          <w:szCs w:val="22"/>
+          <w:lang w:val="en-GB"/>
+          <w14:ligatures w14:val="none"/>
+        </w:rPr>
+        <w:t>experimenters may be needed; one behind the helmet; one to operate the platform)</w:t>
+      </w:r>
+    </w:p>
+    <w:p>
+      <w:pPr>
+        <w:numPr>
+          <w:ilvl w:val="1"/>
+          <w:numId w:val="20"/>
+        </w:numPr>
+        <w:spacing w:after="0" w:line="240" w:lineRule="auto"/>
+        <w:jc w:val="both"/>
+        <w:textAlignment w:val="center"/>
+        <w:rPr>
+          <w:rFonts w:ascii="Arial" w:eastAsia="Times New Roman" w:hAnsi="Arial" w:cs="Arial"/>
+          <w:color w:val="000000"/>
+          <w:kern w:val="0"/>
+          <w:sz w:val="22"/>
+          <w:szCs w:val="22"/>
+          <w:lang w:val="en-GB"/>
+          <w14:ligatures w14:val="none"/>
+        </w:rPr>
+      </w:pPr>
+      <w:r>
+        <w:rPr>
+          <w:rFonts w:ascii="Arial" w:eastAsia="Times New Roman" w:hAnsi="Arial" w:cs="Arial"/>
+          <w:color w:val="000000"/>
+          <w:kern w:val="0"/>
+          <w:sz w:val="22"/>
+          <w:szCs w:val="22"/>
+          <w:lang w:val="en-GB"/>
+          <w14:ligatures w14:val="none"/>
+        </w:rPr>
+        <w:t>Take photographs of the head positioning</w:t>
+      </w:r>
+    </w:p>
+    <w:p>
+      <w:pPr>
+        <w:numPr>
+          <w:ilvl w:val="1"/>
+          <w:numId w:val="20"/>
+        </w:numPr>
+        <w:spacing w:after="0" w:line="240" w:lineRule="auto"/>
+        <w:jc w:val="both"/>
+        <w:textAlignment w:val="center"/>
+        <w:rPr>
+          <w:rFonts w:ascii="Arial" w:eastAsia="Times New Roman" w:hAnsi="Arial" w:cs="Arial"/>
+          <w:color w:val="000000"/>
+          <w:kern w:val="0"/>
+          <w:sz w:val="22"/>
+          <w:szCs w:val="22"/>
+          <w:lang w:val="en-GB"/>
+          <w14:ligatures w14:val="none"/>
+        </w:rPr>
+      </w:pPr>
+      <w:r>
+        <w:rPr>
+          <w:rFonts w:ascii="Arial" w:eastAsia="Times New Roman" w:hAnsi="Arial" w:cs="Arial"/>
+          <w:color w:val="000000"/>
+          <w:kern w:val="0"/>
+          <w:sz w:val="22"/>
+          <w:szCs w:val="22"/>
+          <w:lang w:val="en-GB"/>
+          <w14:ligatures w14:val="none"/>
+        </w:rPr>
+        <w:t>A</w:t>
+      </w:r>
+      <w:r>
+        <w:rPr>
+          <w:rFonts w:ascii="Arial" w:eastAsia="Times New Roman" w:hAnsi="Arial" w:cs="Arial"/>
+          <w:color w:val="000000"/>
+          <w:kern w:val="0"/>
+          <w:sz w:val="22"/>
+          <w:szCs w:val="22"/>
+          <w:lang w:val="en-GB"/>
+          <w14:ligatures w14:val="none"/>
+        </w:rPr>
+        <w:t>sk parent to take their position and remove glasses</w:t>
+      </w:r>
+    </w:p>
+    <w:p>
+      <w:pPr>
+        <w:numPr>
+          <w:ilvl w:val="0"/>
+          <w:numId w:val="20"/>
+        </w:numPr>
+        <w:spacing w:after="0" w:line="240" w:lineRule="auto"/>
+        <w:jc w:val="both"/>
+        <w:textAlignment w:val="center"/>
+        <w:rPr>
+          <w:rFonts w:ascii="Arial" w:eastAsia="Times New Roman" w:hAnsi="Arial" w:cs="Arial"/>
+          <w:color w:val="000000"/>
+          <w:kern w:val="0"/>
+          <w:sz w:val="22"/>
+          <w:szCs w:val="22"/>
+          <w:lang w:val="en-GB"/>
+          <w14:ligatures w14:val="none"/>
+        </w:rPr>
+      </w:pPr>
+      <w:r>
+        <w:rPr>
+          <w:rFonts w:ascii="Arial" w:eastAsia="Times New Roman" w:hAnsi="Arial" w:cs="Arial"/>
+          <w:color w:val="000000"/>
+          <w:kern w:val="0"/>
+          <w:sz w:val="22"/>
+          <w:szCs w:val="22"/>
+          <w:lang w:val="en-GB"/>
+          <w14:ligatures w14:val="none"/>
+        </w:rPr>
+        <w:t>Recording</w:t>
+      </w:r>
+    </w:p>
+    <w:p>
+      <w:pPr>
+        <w:numPr>
+          <w:ilvl w:val="0"/>
+          <w:numId w:val="20"/>
+        </w:numPr>
+        <w:spacing w:after="0" w:line="240" w:lineRule="auto"/>
+        <w:jc w:val="both"/>
+        <w:textAlignment w:val="center"/>
+        <w:rPr>
+          <w:rFonts w:ascii="Arial" w:eastAsia="Times New Roman" w:hAnsi="Arial" w:cs="Arial"/>
+          <w:color w:val="000000"/>
+          <w:kern w:val="0"/>
+          <w:sz w:val="22"/>
+          <w:szCs w:val="22"/>
+          <w:lang w:val="en-GB"/>
+          <w14:ligatures w14:val="none"/>
+        </w:rPr>
+      </w:pPr>
+      <w:r>
+        <w:rPr>
+          <w:rFonts w:ascii="Arial" w:eastAsia="Times New Roman" w:hAnsi="Arial" w:cs="Arial"/>
+          <w:color w:val="000000"/>
+          <w:kern w:val="0"/>
+          <w:sz w:val="22"/>
+          <w:szCs w:val="22"/>
+          <w:lang w:val="en-GB"/>
+          <w14:ligatures w14:val="none"/>
+        </w:rPr>
+        <w:t>After the recording</w:t>
+      </w:r>
+    </w:p>
+    <w:p>
+      <w:pPr>
+        <w:numPr>
+          <w:ilvl w:val="1"/>
+          <w:numId w:val="20"/>
+        </w:numPr>
+        <w:spacing w:after="0" w:line="240" w:lineRule="auto"/>
+        <w:jc w:val="both"/>
+        <w:textAlignment w:val="center"/>
+        <w:rPr>
+          <w:rFonts w:ascii="Arial" w:eastAsia="Times New Roman" w:hAnsi="Arial" w:cs="Arial"/>
+          <w:color w:val="000000"/>
+          <w:kern w:val="0"/>
+          <w:sz w:val="22"/>
+          <w:szCs w:val="22"/>
+          <w:lang w:val="en-GB"/>
+          <w14:ligatures w14:val="none"/>
+        </w:rPr>
+      </w:pPr>
+      <w:r>
+        <w:rPr>
+          <w:rFonts w:ascii="Arial" w:eastAsia="Times New Roman" w:hAnsi="Arial" w:cs="Arial"/>
+          <w:color w:val="000000"/>
+          <w:kern w:val="0"/>
+          <w:sz w:val="22"/>
+          <w:szCs w:val="22"/>
+          <w:lang w:val="en-GB"/>
+          <w14:ligatures w14:val="none"/>
+        </w:rPr>
+        <w:t>3D scans</w:t>
+      </w:r>
+    </w:p>
+    <w:p>
+      <w:pPr>
+        <w:numPr>
+          <w:ilvl w:val="1"/>
+          <w:numId w:val="20"/>
+        </w:numPr>
+        <w:spacing w:after="0" w:line="240" w:lineRule="auto"/>
+        <w:jc w:val="both"/>
+        <w:textAlignment w:val="center"/>
+        <w:rPr>
+          <w:rFonts w:ascii="Arial" w:eastAsia="Times New Roman" w:hAnsi="Arial" w:cs="Arial"/>
+          <w:color w:val="000000"/>
+          <w:kern w:val="0"/>
+          <w:sz w:val="22"/>
+          <w:szCs w:val="22"/>
+          <w:lang w:val="en-GB"/>
+          <w14:ligatures w14:val="none"/>
+        </w:rPr>
+      </w:pPr>
+      <w:r>
+        <w:rPr>
+          <w:rFonts w:ascii="Arial" w:eastAsia="Times New Roman" w:hAnsi="Arial" w:cs="Arial"/>
+          <w:color w:val="000000"/>
+          <w:kern w:val="0"/>
+          <w:sz w:val="22"/>
+          <w:szCs w:val="22"/>
+          <w:lang w:val="en-GB"/>
+          <w14:ligatures w14:val="none"/>
+        </w:rPr>
+        <w:t>debrief the parent</w:t>
+      </w:r>
+    </w:p>
+    <w:p>
+      <w:pPr>
+        <w:numPr>
+          <w:ilvl w:val="1"/>
+          <w:numId w:val="20"/>
+        </w:numPr>
+        <w:spacing w:after="0" w:line="240" w:lineRule="auto"/>
+        <w:jc w:val="both"/>
+        <w:textAlignment w:val="center"/>
+        <w:rPr>
+          <w:rFonts w:ascii="Arial" w:eastAsia="Times New Roman" w:hAnsi="Arial" w:cs="Arial"/>
+          <w:color w:val="000000"/>
+          <w:kern w:val="0"/>
+          <w:sz w:val="22"/>
+          <w:szCs w:val="22"/>
+          <w:lang w:val="en-GB"/>
+          <w14:ligatures w14:val="none"/>
+        </w:rPr>
+      </w:pPr>
+      <w:r>
+        <w:rPr>
+          <w:rFonts w:ascii="Arial" w:eastAsia="Times New Roman" w:hAnsi="Arial" w:cs="Arial"/>
+          <w:color w:val="000000"/>
+          <w:kern w:val="0"/>
+          <w:sz w:val="22"/>
+          <w:szCs w:val="22"/>
+          <w:lang w:val="en-GB"/>
+          <w14:ligatures w14:val="none"/>
+        </w:rPr>
+        <w:t>ask for feedback</w:t>
+      </w:r>
+    </w:p>
+    <w:p>
+      <w:pPr>
+        <w:numPr>
+          <w:ilvl w:val="2"/>
+          <w:numId w:val="16"/>
+        </w:numPr>
+        <w:spacing w:after="0" w:line="240" w:lineRule="auto"/>
+        <w:jc w:val="both"/>
+        <w:textAlignment w:val="center"/>
+        <w:rPr>
+          <w:rFonts w:ascii="Arial" w:eastAsia="Times New Roman" w:hAnsi="Arial" w:cs="Arial"/>
+          <w:color w:val="000000"/>
+          <w:kern w:val="0"/>
+          <w:sz w:val="22"/>
+          <w:szCs w:val="22"/>
+          <w:lang w:val="en-GB"/>
+          <w14:ligatures w14:val="none"/>
+        </w:rPr>
+      </w:pPr>
+      <w:r>
+        <w:rPr>
+          <w:rFonts w:ascii="Arial" w:eastAsia="Times New Roman" w:hAnsi="Arial" w:cs="Arial"/>
+          <w:color w:val="000000"/>
+          <w:kern w:val="0"/>
+          <w:sz w:val="22"/>
+          <w:szCs w:val="22"/>
+          <w:lang w:val="en-GB"/>
+          <w14:ligatures w14:val="none"/>
+        </w:rPr>
+        <w:t>study and set up</w:t>
+      </w:r>
+    </w:p>
+    <w:p>
+      <w:pPr>
+        <w:numPr>
+          <w:ilvl w:val="2"/>
+          <w:numId w:val="16"/>
+        </w:numPr>
+        <w:spacing w:after="0" w:line="240" w:lineRule="auto"/>
+        <w:jc w:val="both"/>
+        <w:textAlignment w:val="center"/>
+        <w:rPr>
+          <w:rFonts w:ascii="Arial" w:eastAsia="Times New Roman" w:hAnsi="Arial" w:cs="Arial"/>
+          <w:color w:val="000000"/>
+          <w:kern w:val="0"/>
+          <w:sz w:val="22"/>
+          <w:szCs w:val="22"/>
+          <w:lang w:val="en-GB"/>
+          <w14:ligatures w14:val="none"/>
+        </w:rPr>
+      </w:pPr>
+      <w:r>
+        <w:rPr>
+          <w:rFonts w:ascii="Arial" w:eastAsia="Times New Roman" w:hAnsi="Arial" w:cs="Arial"/>
+          <w:color w:val="000000"/>
+          <w:kern w:val="0"/>
+          <w:sz w:val="22"/>
+          <w:szCs w:val="22"/>
+          <w:lang w:val="en-GB"/>
+          <w14:ligatures w14:val="none"/>
+        </w:rPr>
+        <w:t>safety</w:t>
+      </w:r>
+    </w:p>
+    <w:p>
+      <w:pPr>
+        <w:numPr>
+          <w:ilvl w:val="2"/>
+          <w:numId w:val="16"/>
+        </w:numPr>
+        <w:spacing w:after="0" w:line="240" w:lineRule="auto"/>
+        <w:jc w:val="both"/>
+        <w:textAlignment w:val="center"/>
+        <w:rPr>
+          <w:rFonts w:ascii="Arial" w:eastAsia="Times New Roman" w:hAnsi="Arial" w:cs="Arial"/>
+          <w:color w:val="000000"/>
+          <w:kern w:val="0"/>
+          <w:sz w:val="22"/>
+          <w:szCs w:val="22"/>
+          <w:lang w:val="en-GB"/>
+          <w14:ligatures w14:val="none"/>
+        </w:rPr>
+      </w:pPr>
+      <w:r>
+        <w:rPr>
+          <w:rFonts w:ascii="Arial" w:eastAsia="Times New Roman" w:hAnsi="Arial" w:cs="Arial"/>
+          <w:color w:val="000000"/>
+          <w:kern w:val="0"/>
+          <w:sz w:val="22"/>
+          <w:szCs w:val="22"/>
+          <w:lang w:val="en-GB"/>
+          <w14:ligatures w14:val="none"/>
+        </w:rPr>
+        <w:t>information prior to visit</w:t>
       </w:r>
     </w:p>
     <w:p>
@@ -130,773 +1621,72 @@
         <w:pStyle w:val="ListParagraph"/>
         <w:numPr>
           <w:ilvl w:val="1"/>
-          <w:numId w:val="11"/>
+          <w:numId w:val="20"/>
         </w:numPr>
-        <w:spacing w:line="259" w:lineRule="auto"/>
+        <w:spacing w:after="0" w:line="240" w:lineRule="auto"/>
         <w:jc w:val="both"/>
-      </w:pPr>
-      <w:r>
-        <w:t xml:space="preserve">Keep the </w:t>
-      </w:r>
-      <w:r>
-        <w:t>[</w:t>
-      </w:r>
-      <w:r>
-        <w:rPr>
-          <w:color w:val="A6A6A6" w:themeColor="background1" w:themeShade="A6"/>
-        </w:rPr>
-        <w:t>stimulus delivery script</w:t>
-      </w:r>
-      <w:r>
-        <w:t>]</w:t>
-      </w:r>
-      <w:r>
-        <w:t xml:space="preserve"> script ready (do a trial run)</w:t>
+        <w:textAlignment w:val="center"/>
+        <w:rPr>
+          <w:rFonts w:ascii="Arial" w:eastAsia="Times New Roman" w:hAnsi="Arial" w:cs="Arial"/>
+          <w:color w:val="000000"/>
+          <w:kern w:val="0"/>
+          <w:sz w:val="22"/>
+          <w:szCs w:val="22"/>
+          <w:lang w:val="en-GB"/>
+          <w14:ligatures w14:val="none"/>
+        </w:rPr>
+      </w:pPr>
+      <w:r>
+        <w:rPr>
+          <w:rFonts w:ascii="Arial" w:eastAsia="Times New Roman" w:hAnsi="Arial" w:cs="Arial"/>
+          <w:color w:val="000000"/>
+          <w:kern w:val="0"/>
+          <w:sz w:val="22"/>
+          <w:szCs w:val="22"/>
+          <w:lang w:val="en-GB"/>
+          <w14:ligatures w14:val="none"/>
+        </w:rPr>
+        <w:t>gifts</w:t>
+      </w:r>
+      <w:r>
+        <w:rPr>
+          <w:rFonts w:ascii="Arial" w:eastAsia="Times New Roman" w:hAnsi="Arial" w:cs="Arial"/>
+          <w:color w:val="000000"/>
+          <w:kern w:val="0"/>
+          <w:sz w:val="22"/>
+          <w:szCs w:val="22"/>
+          <w:lang w:val="en-GB"/>
+          <w14:ligatures w14:val="none"/>
+        </w:rPr>
+        <w:t xml:space="preserve"> &amp; certificates</w:t>
       </w:r>
     </w:p>
     <w:p>
       <w:pPr>
-        <w:pStyle w:val="ListParagraph"/>
-        <w:numPr>
-          <w:ilvl w:val="1"/>
-          <w:numId w:val="11"/>
-        </w:numPr>
-        <w:spacing w:line="259" w:lineRule="auto"/>
+        <w:spacing w:after="0" w:line="240" w:lineRule="auto"/>
         <w:jc w:val="both"/>
-      </w:pPr>
-      <w:r>
-        <w:t>S</w:t>
-      </w:r>
-      <w:r>
-        <w:t>witch on the [</w:t>
-      </w:r>
-      <w:r>
-        <w:rPr>
-          <w:color w:val="A6A6A6" w:themeColor="background1" w:themeShade="A6"/>
-        </w:rPr>
-        <w:t>data acquisition</w:t>
-      </w:r>
-      <w:r>
-        <w:t>] computer</w:t>
-      </w:r>
-    </w:p>
-    <w:p>
-      <w:pPr>
-        <w:pStyle w:val="ListParagraph"/>
-        <w:numPr>
-          <w:ilvl w:val="1"/>
-          <w:numId w:val="11"/>
-        </w:numPr>
-        <w:spacing w:line="259" w:lineRule="auto"/>
-        <w:jc w:val="both"/>
-      </w:pPr>
-      <w:r>
-        <w:rPr>
-          <w:b/>
-          <w:bCs/>
-          <w:u w:val="single"/>
-        </w:rPr>
-        <w:t>Do not</w:t>
-      </w:r>
-      <w:r>
-        <w:t xml:space="preserve"> switch on the chassis/sensors yet</w:t>
-      </w:r>
-    </w:p>
-    <w:p>
-      <w:pPr>
-        <w:pStyle w:val="ListParagraph"/>
-        <w:numPr>
-          <w:ilvl w:val="1"/>
-          <w:numId w:val="11"/>
-        </w:numPr>
-        <w:spacing w:line="259" w:lineRule="auto"/>
-        <w:jc w:val="both"/>
-      </w:pPr>
-      <w:r>
-        <w:t>Set up for the video recording</w:t>
-      </w:r>
-      <w:r>
-        <w:t xml:space="preserve"> </w:t>
-      </w:r>
-    </w:p>
-    <w:p>
-      <w:pPr>
-        <w:pStyle w:val="ListParagraph"/>
-        <w:numPr>
-          <w:ilvl w:val="0"/>
-          <w:numId w:val="11"/>
-        </w:numPr>
-        <w:spacing w:line="259" w:lineRule="auto"/>
-        <w:jc w:val="both"/>
-      </w:pPr>
-      <w:r>
-        <w:t xml:space="preserve">When instructed by the </w:t>
-      </w:r>
-      <w:r>
-        <w:t>session lead</w:t>
-      </w:r>
-      <w:r>
-        <w:t xml:space="preserve"> that it’s a good time </w:t>
-      </w:r>
-      <w:r>
-        <w:t>(</w:t>
-      </w:r>
-      <w:r>
-        <w:t xml:space="preserve">this </w:t>
-      </w:r>
-      <w:r>
-        <w:t xml:space="preserve">will typically </w:t>
-      </w:r>
-      <w:proofErr w:type="gramStart"/>
-      <w:r>
-        <w:t>happens</w:t>
-      </w:r>
-      <w:proofErr w:type="gramEnd"/>
-      <w:r>
-        <w:t xml:space="preserve"> while the consents forms are being signed, and the family is being prepared for </w:t>
-      </w:r>
-      <w:r>
-        <w:t>entering</w:t>
-      </w:r>
-      <w:r>
-        <w:t xml:space="preserve"> the MSR</w:t>
-      </w:r>
-      <w:r>
-        <w:t>)</w:t>
-      </w:r>
-      <w:r>
-        <w:t>:</w:t>
-      </w:r>
-    </w:p>
-    <w:p>
-      <w:pPr>
-        <w:pStyle w:val="ListParagraph"/>
-        <w:numPr>
-          <w:ilvl w:val="1"/>
-          <w:numId w:val="11"/>
-        </w:numPr>
-        <w:spacing w:line="259" w:lineRule="auto"/>
-        <w:jc w:val="both"/>
-      </w:pPr>
-      <w:r>
-        <w:t xml:space="preserve">Start </w:t>
-      </w:r>
-      <w:r>
-        <w:t>C</w:t>
-      </w:r>
-      <w:r>
-        <w:t xml:space="preserve">hassis 1 followed by </w:t>
-      </w:r>
-      <w:r>
-        <w:t xml:space="preserve">Chassis </w:t>
-      </w:r>
-      <w:r>
-        <w:t>2</w:t>
-      </w:r>
-    </w:p>
-    <w:p>
-      <w:pPr>
-        <w:pStyle w:val="ListParagraph"/>
-        <w:numPr>
-          <w:ilvl w:val="1"/>
-          <w:numId w:val="11"/>
-        </w:numPr>
-        <w:spacing w:line="259" w:lineRule="auto"/>
-        <w:jc w:val="both"/>
-      </w:pPr>
-      <w:r>
-        <w:t>S</w:t>
-      </w:r>
-      <w:r>
-        <w:t xml:space="preserve">tart the sensors and switch off the red/error sensors </w:t>
-      </w:r>
-    </w:p>
-    <w:p>
-      <w:pPr>
-        <w:pStyle w:val="ListParagraph"/>
-        <w:numPr>
-          <w:ilvl w:val="1"/>
-          <w:numId w:val="11"/>
-        </w:numPr>
-        <w:spacing w:line="259" w:lineRule="auto"/>
-        <w:jc w:val="both"/>
-      </w:pPr>
-      <w:r>
-        <w:t>Initialize</w:t>
-      </w:r>
-      <w:r>
-        <w:t xml:space="preserve"> the sensors while </w:t>
-      </w:r>
-      <w:r>
-        <w:t xml:space="preserve">keeping </w:t>
-      </w:r>
-      <w:r>
-        <w:t xml:space="preserve">the MSR door is closed (this is especially done when it is the first reading of the day as sometimes this process might take longer when done at first) </w:t>
-      </w:r>
-    </w:p>
-    <w:p>
-      <w:pPr>
-        <w:pStyle w:val="ListParagraph"/>
-        <w:numPr>
-          <w:ilvl w:val="1"/>
-          <w:numId w:val="11"/>
-        </w:numPr>
-        <w:spacing w:line="259" w:lineRule="auto"/>
-        <w:jc w:val="both"/>
-      </w:pPr>
-      <w:r>
-        <w:t xml:space="preserve">As soon as </w:t>
-      </w:r>
-      <w:r>
-        <w:t>initialization</w:t>
-      </w:r>
-      <w:r>
-        <w:t xml:space="preserve"> is done, </w:t>
-      </w:r>
-      <w:r>
-        <w:rPr>
-          <w:b/>
-          <w:bCs/>
-          <w:u w:val="single"/>
-        </w:rPr>
-        <w:t>switch off</w:t>
-      </w:r>
-      <w:r>
-        <w:t xml:space="preserve"> the sensors</w:t>
-      </w:r>
-    </w:p>
-    <w:p>
-      <w:pPr>
-        <w:pStyle w:val="ListParagraph"/>
-        <w:numPr>
-          <w:ilvl w:val="0"/>
-          <w:numId w:val="11"/>
-        </w:numPr>
-        <w:spacing w:line="259" w:lineRule="auto"/>
-        <w:jc w:val="both"/>
-      </w:pPr>
-      <w:r>
-        <w:t>Going into the MSR</w:t>
-      </w:r>
-    </w:p>
-    <w:p>
-      <w:pPr>
-        <w:pStyle w:val="ListParagraph"/>
-        <w:numPr>
-          <w:ilvl w:val="1"/>
-          <w:numId w:val="11"/>
-        </w:numPr>
-        <w:spacing w:line="259" w:lineRule="auto"/>
-        <w:jc w:val="both"/>
-      </w:pPr>
-      <w:r>
-        <w:t xml:space="preserve">Check </w:t>
-      </w:r>
-      <w:r>
-        <w:t xml:space="preserve">with the lead experimenter </w:t>
-      </w:r>
-      <w:r>
-        <w:t>if lights are to be kept on or off for the ba</w:t>
-      </w:r>
-      <w:r>
-        <w:t>by</w:t>
-      </w:r>
-      <w:r>
-        <w:t xml:space="preserve"> to relax</w:t>
-      </w:r>
-      <w:r>
-        <w:t>.</w:t>
-      </w:r>
-    </w:p>
-    <w:p>
-      <w:pPr>
-        <w:pStyle w:val="ListParagraph"/>
-        <w:numPr>
-          <w:ilvl w:val="1"/>
-          <w:numId w:val="11"/>
-        </w:numPr>
-        <w:spacing w:line="259" w:lineRule="auto"/>
-        <w:jc w:val="both"/>
-      </w:pPr>
-      <w:r>
-        <w:t>Bring the camera and take the pictures</w:t>
-      </w:r>
-      <w:r>
-        <w:t xml:space="preserve"> to document the baby’s position within the helmet</w:t>
-      </w:r>
-      <w:r>
-        <w:t>.</w:t>
-      </w:r>
-    </w:p>
-    <w:p>
-      <w:pPr>
-        <w:pStyle w:val="ListParagraph"/>
-        <w:numPr>
-          <w:ilvl w:val="1"/>
-          <w:numId w:val="11"/>
-        </w:numPr>
-        <w:spacing w:line="259" w:lineRule="auto"/>
-        <w:jc w:val="both"/>
-      </w:pPr>
-      <w:r>
-        <w:t>Start the video recording &amp; make sure the sound</w:t>
-      </w:r>
-      <w:r>
-        <w:t xml:space="preserve"> is being recorded.</w:t>
-      </w:r>
-    </w:p>
-    <w:p>
-      <w:pPr>
-        <w:pStyle w:val="ListParagraph"/>
-        <w:numPr>
-          <w:ilvl w:val="1"/>
-          <w:numId w:val="11"/>
-        </w:numPr>
-        <w:spacing w:line="259" w:lineRule="auto"/>
-        <w:jc w:val="both"/>
-        <w:rPr>
-          <w:u w:val="single"/>
-        </w:rPr>
-      </w:pPr>
-      <w:r>
-        <w:rPr>
-          <w:b/>
-          <w:bCs/>
-          <w:u w:val="single"/>
-        </w:rPr>
-        <w:t>S</w:t>
-      </w:r>
-      <w:r>
-        <w:rPr>
-          <w:b/>
-          <w:bCs/>
-          <w:u w:val="single"/>
-        </w:rPr>
-        <w:t>tart</w:t>
-      </w:r>
-      <w:r>
-        <w:rPr>
-          <w:b/>
-          <w:bCs/>
-          <w:u w:val="single"/>
-        </w:rPr>
-        <w:t xml:space="preserve"> </w:t>
-      </w:r>
-      <w:r>
-        <w:rPr>
-          <w:b/>
-          <w:bCs/>
-          <w:u w:val="single"/>
-        </w:rPr>
-        <w:t>the sensors</w:t>
-      </w:r>
-      <w:r>
-        <w:rPr>
-          <w:u w:val="single"/>
-        </w:rPr>
-        <w:t xml:space="preserve"> for the recording</w:t>
-      </w:r>
-      <w:r>
-        <w:t xml:space="preserve">: </w:t>
-      </w:r>
-      <w:r>
-        <w:t xml:space="preserve">after </w:t>
-      </w:r>
-      <w:r>
-        <w:t>the baby is settled on the bed</w:t>
-      </w:r>
-      <w:r>
-        <w:t>,</w:t>
-      </w:r>
-      <w:r>
-        <w:t xml:space="preserve"> start the sensors and switch off the bad ones. </w:t>
-      </w:r>
-      <w:r>
-        <w:rPr>
-          <w:u w:val="single"/>
-        </w:rPr>
-        <w:t>Consult with the lead experimenter to ensure the right timing.</w:t>
-      </w:r>
-    </w:p>
-    <w:p>
-      <w:pPr>
-        <w:pStyle w:val="ListParagraph"/>
-        <w:numPr>
-          <w:ilvl w:val="1"/>
-          <w:numId w:val="11"/>
-        </w:numPr>
-        <w:spacing w:line="259" w:lineRule="auto"/>
-        <w:jc w:val="both"/>
-      </w:pPr>
-      <w:r>
-        <w:t>If needed, assist with taking photographs &amp; sliding the platform inside the helmet.</w:t>
-      </w:r>
-    </w:p>
-    <w:p>
-      <w:pPr>
-        <w:pStyle w:val="ListParagraph"/>
-        <w:numPr>
-          <w:ilvl w:val="0"/>
-          <w:numId w:val="11"/>
-        </w:numPr>
-        <w:spacing w:line="259" w:lineRule="auto"/>
-        <w:jc w:val="both"/>
-      </w:pPr>
-      <w:r>
-        <w:t>When l</w:t>
-      </w:r>
-      <w:r>
-        <w:t>eaving the MSR:</w:t>
-      </w:r>
-    </w:p>
-    <w:p>
-      <w:pPr>
-        <w:pStyle w:val="ListParagraph"/>
-        <w:numPr>
-          <w:ilvl w:val="1"/>
-          <w:numId w:val="11"/>
-        </w:numPr>
-        <w:spacing w:line="259" w:lineRule="auto"/>
-        <w:jc w:val="both"/>
-      </w:pPr>
-      <w:r>
-        <w:t xml:space="preserve">Take </w:t>
-      </w:r>
-      <w:r>
-        <w:t xml:space="preserve">away </w:t>
-      </w:r>
-      <w:r>
-        <w:t>glasses, camera, and any other metallic things</w:t>
-      </w:r>
-      <w:r>
-        <w:t>.</w:t>
-      </w:r>
-    </w:p>
-    <w:p>
-      <w:pPr>
-        <w:pStyle w:val="ListParagraph"/>
-        <w:numPr>
-          <w:ilvl w:val="1"/>
-          <w:numId w:val="11"/>
-        </w:numPr>
-        <w:spacing w:line="259" w:lineRule="auto"/>
-        <w:jc w:val="both"/>
-      </w:pPr>
-      <w:r>
-        <w:t>Close the MSR door</w:t>
-      </w:r>
-      <w:r>
-        <w:t>.</w:t>
-      </w:r>
-    </w:p>
-    <w:p>
-      <w:pPr>
-        <w:pStyle w:val="ListParagraph"/>
-        <w:numPr>
-          <w:ilvl w:val="1"/>
-          <w:numId w:val="11"/>
-        </w:numPr>
-        <w:spacing w:line="259" w:lineRule="auto"/>
-        <w:jc w:val="both"/>
-      </w:pPr>
-      <w:r>
-        <w:t>Initialize the sensors</w:t>
-      </w:r>
-      <w:r>
-        <w:t>.</w:t>
-      </w:r>
-    </w:p>
-    <w:p>
-      <w:pPr>
-        <w:pStyle w:val="ListParagraph"/>
-        <w:numPr>
-          <w:ilvl w:val="1"/>
-          <w:numId w:val="11"/>
-        </w:numPr>
-        <w:spacing w:line="259" w:lineRule="auto"/>
-        <w:jc w:val="both"/>
-      </w:pPr>
-      <w:r>
-        <w:t xml:space="preserve">While </w:t>
-      </w:r>
-      <w:r>
-        <w:t>the sensors are initializing</w:t>
-      </w:r>
-      <w:r>
-        <w:t>, enter the folder, file name so that it is ready to start recording right away</w:t>
-      </w:r>
-      <w:r>
-        <w:t>.</w:t>
-      </w:r>
-    </w:p>
-    <w:p>
-      <w:pPr>
-        <w:pStyle w:val="ListParagraph"/>
-        <w:numPr>
-          <w:ilvl w:val="1"/>
-          <w:numId w:val="11"/>
-        </w:numPr>
-        <w:spacing w:line="259" w:lineRule="auto"/>
-        <w:jc w:val="both"/>
-      </w:pPr>
-      <w:r>
-        <w:rPr>
-          <w:b/>
-          <w:bCs/>
-        </w:rPr>
-        <w:t>Start the recording</w:t>
-      </w:r>
-      <w:r>
-        <w:t xml:space="preserve"> followed by the experiment script </w:t>
-      </w:r>
-      <w:r>
-        <w:t>(</w:t>
-      </w:r>
-      <w:r>
-        <w:rPr>
-          <w:u w:val="single"/>
-        </w:rPr>
-        <w:t xml:space="preserve">use the interphone to confirm with the lead experimenter </w:t>
-      </w:r>
-      <w:r>
-        <w:t>if okay to start the stimuli presentation</w:t>
-      </w:r>
-      <w:r>
-        <w:t>)</w:t>
-      </w:r>
-    </w:p>
-    <w:p>
-      <w:pPr>
-        <w:pStyle w:val="ListParagraph"/>
-        <w:numPr>
-          <w:ilvl w:val="0"/>
-          <w:numId w:val="11"/>
-        </w:numPr>
-        <w:spacing w:line="259" w:lineRule="auto"/>
-        <w:jc w:val="both"/>
-      </w:pPr>
-      <w:r>
-        <w:t>During the scanning</w:t>
-      </w:r>
-    </w:p>
-    <w:p>
-      <w:pPr>
-        <w:pStyle w:val="ListParagraph"/>
-        <w:numPr>
-          <w:ilvl w:val="1"/>
-          <w:numId w:val="11"/>
-        </w:numPr>
-        <w:spacing w:line="259" w:lineRule="auto"/>
-        <w:jc w:val="both"/>
-      </w:pPr>
-      <w:r>
-        <w:t xml:space="preserve">Monitor </w:t>
-      </w:r>
-      <w:r>
-        <w:t xml:space="preserve">the stimulus presentation </w:t>
-      </w:r>
-      <w:r>
-        <w:t>script</w:t>
-      </w:r>
-      <w:r>
-        <w:t>.</w:t>
-      </w:r>
-    </w:p>
-    <w:p>
-      <w:pPr>
-        <w:pStyle w:val="ListParagraph"/>
-        <w:numPr>
-          <w:ilvl w:val="1"/>
-          <w:numId w:val="11"/>
-        </w:numPr>
-        <w:spacing w:line="259" w:lineRule="auto"/>
-        <w:jc w:val="both"/>
-      </w:pPr>
-      <w:r>
-        <w:lastRenderedPageBreak/>
-        <w:t>[</w:t>
-      </w:r>
-      <w:r>
-        <w:rPr>
-          <w:color w:val="A6A6A6" w:themeColor="background1" w:themeShade="A6"/>
-        </w:rPr>
-        <w:t>study specific instructions</w:t>
-      </w:r>
-      <w:r>
-        <w:t>]</w:t>
-      </w:r>
-      <w:r>
-        <w:t xml:space="preserve"> </w:t>
-      </w:r>
-    </w:p>
-    <w:p>
-      <w:pPr>
-        <w:pStyle w:val="ListParagraph"/>
-        <w:numPr>
-          <w:ilvl w:val="1"/>
-          <w:numId w:val="11"/>
-        </w:numPr>
-        <w:spacing w:line="259" w:lineRule="auto"/>
-        <w:jc w:val="both"/>
-      </w:pPr>
-      <w:r>
-        <w:t xml:space="preserve">Watch out for if the experimenter requests a break, if break taken then stop the recording and start a new one when resumed </w:t>
-      </w:r>
-    </w:p>
-    <w:p>
-      <w:pPr>
-        <w:pStyle w:val="ListParagraph"/>
-        <w:numPr>
-          <w:ilvl w:val="1"/>
-          <w:numId w:val="11"/>
-        </w:numPr>
-        <w:spacing w:line="259" w:lineRule="auto"/>
-        <w:jc w:val="both"/>
-      </w:pPr>
-      <w:r>
-        <w:t>Monitor sensors via FFT and if any of them is wild write down</w:t>
-      </w:r>
-    </w:p>
-    <w:p>
-      <w:pPr>
-        <w:pStyle w:val="ListParagraph"/>
-        <w:numPr>
-          <w:ilvl w:val="0"/>
-          <w:numId w:val="11"/>
-        </w:numPr>
-        <w:spacing w:line="259" w:lineRule="auto"/>
-        <w:jc w:val="both"/>
-      </w:pPr>
-      <w:r>
-        <w:t>After the experiment, perform 3D scans</w:t>
-      </w:r>
-    </w:p>
-    <w:p>
-      <w:pPr>
-        <w:pStyle w:val="ListParagraph"/>
-        <w:numPr>
-          <w:ilvl w:val="1"/>
-          <w:numId w:val="11"/>
-        </w:numPr>
-        <w:spacing w:line="259" w:lineRule="auto"/>
-        <w:jc w:val="both"/>
-      </w:pPr>
-      <w:r>
-        <w:t xml:space="preserve">While the baby is still inside the helmet, do a quick frontal scan </w:t>
-      </w:r>
-    </w:p>
-    <w:p>
-      <w:pPr>
-        <w:pStyle w:val="ListParagraph"/>
-        <w:numPr>
-          <w:ilvl w:val="1"/>
-          <w:numId w:val="11"/>
-        </w:numPr>
-        <w:spacing w:line="259" w:lineRule="auto"/>
-        <w:jc w:val="both"/>
-      </w:pPr>
-      <w:r>
-        <w:t xml:space="preserve">Then as per the situation, do another outside helmet scan </w:t>
-      </w:r>
-    </w:p>
-    <w:p>
-      <w:pPr>
-        <w:pStyle w:val="ListParagraph"/>
-        <w:numPr>
-          <w:ilvl w:val="0"/>
-          <w:numId w:val="11"/>
-        </w:numPr>
-        <w:spacing w:line="259" w:lineRule="auto"/>
-        <w:jc w:val="both"/>
-      </w:pPr>
-      <w:r>
-        <w:t>After the scanning</w:t>
-      </w:r>
-    </w:p>
-    <w:p>
-      <w:pPr>
-        <w:pStyle w:val="ListParagraph"/>
-        <w:numPr>
-          <w:ilvl w:val="1"/>
-          <w:numId w:val="11"/>
-        </w:numPr>
-        <w:spacing w:line="259" w:lineRule="auto"/>
-        <w:jc w:val="both"/>
-      </w:pPr>
-      <w:r>
-        <w:t>Note down the Temp with thermal camera</w:t>
-      </w:r>
-    </w:p>
-    <w:p>
-      <w:pPr>
-        <w:pStyle w:val="ListParagraph"/>
-        <w:numPr>
-          <w:ilvl w:val="2"/>
-          <w:numId w:val="11"/>
-        </w:numPr>
-        <w:spacing w:line="259" w:lineRule="auto"/>
-        <w:jc w:val="both"/>
-      </w:pPr>
-    </w:p>
-    <w:p>
-      <w:pPr>
-        <w:pStyle w:val="ListParagraph"/>
-        <w:numPr>
-          <w:ilvl w:val="1"/>
-          <w:numId w:val="11"/>
-        </w:numPr>
-        <w:spacing w:line="259" w:lineRule="auto"/>
-        <w:jc w:val="both"/>
-      </w:pPr>
-      <w:r>
-        <w:t xml:space="preserve">Record an empty room with </w:t>
-      </w:r>
-      <w:proofErr w:type="spellStart"/>
-      <w:r>
-        <w:t>localisation</w:t>
-      </w:r>
-      <w:proofErr w:type="spellEnd"/>
-      <w:r>
-        <w:t xml:space="preserve"> (for 5 min)</w:t>
-      </w:r>
-    </w:p>
-    <w:p>
-      <w:pPr>
-        <w:pStyle w:val="ListParagraph"/>
-        <w:numPr>
-          <w:ilvl w:val="1"/>
-          <w:numId w:val="11"/>
-        </w:numPr>
-        <w:spacing w:line="259" w:lineRule="auto"/>
-        <w:jc w:val="both"/>
-      </w:pPr>
-      <w:r>
-        <w:t>Fill in the participant log</w:t>
-      </w:r>
-    </w:p>
-    <w:p>
-      <w:pPr>
-        <w:pStyle w:val="ListParagraph"/>
-        <w:numPr>
-          <w:ilvl w:val="1"/>
-          <w:numId w:val="11"/>
-        </w:numPr>
-        <w:spacing w:line="259" w:lineRule="auto"/>
-        <w:jc w:val="both"/>
-      </w:pPr>
-      <w:r>
-        <w:t xml:space="preserve">Upload the data (OPM and 3D scan) on RDS </w:t>
-      </w:r>
-    </w:p>
-    <w:p>
-      <w:pPr>
-        <w:jc w:val="both"/>
-        <w:rPr>
-          <w:b/>
-          <w:bCs/>
-          <w:lang w:val="en-GB"/>
-        </w:rPr>
-      </w:pPr>
+        <w:rPr>
+          <w:rFonts w:ascii="Arial" w:eastAsia="Times New Roman" w:hAnsi="Arial" w:cs="Arial"/>
+          <w:color w:val="000000"/>
+          <w:kern w:val="0"/>
+          <w:sz w:val="22"/>
+          <w:szCs w:val="22"/>
+          <w:lang w:val="en-GB"/>
+          <w14:ligatures w14:val="none"/>
+        </w:rPr>
+      </w:pPr>
+      <w:r>
+        <w:rPr>
+          <w:rFonts w:ascii="Arial" w:eastAsia="Times New Roman" w:hAnsi="Arial" w:cs="Arial"/>
+          <w:color w:val="000000"/>
+          <w:kern w:val="0"/>
+          <w:sz w:val="22"/>
+          <w:szCs w:val="22"/>
+          <w:lang w:val="en-GB"/>
+          <w14:ligatures w14:val="none"/>
+        </w:rPr>
+        <w:t> </w:t>
+      </w:r>
     </w:p>
     <w:sectPr>
       <w:pgSz w:w="12240" w:h="15840"/>
@@ -911,6 +1701,155 @@
 <file path=word/numbering.xml><?xml version="1.0" encoding="utf-8"?>
 <w:numbering xmlns:wpc="http://schemas.microsoft.com/office/word/2010/wordprocessingCanvas" xmlns:cx="http://schemas.microsoft.com/office/drawing/2014/chartex" xmlns:cx1="http://schemas.microsoft.com/office/drawing/2015/9/8/chartex" xmlns:cx2="http://schemas.microsoft.com/office/drawing/2015/10/21/chartex" xmlns:cx3="http://schemas.microsoft.com/office/drawing/2016/5/9/chartex" xmlns:cx4="http://schemas.microsoft.com/office/drawing/2016/5/10/chartex" xmlns:cx5="http://schemas.microsoft.com/office/drawing/2016/5/11/chartex" xmlns:cx6="http://schemas.microsoft.com/office/drawing/2016/5/12/chartex" xmlns:cx7="http://schemas.microsoft.com/office/drawing/2016/5/13/chartex" xmlns:cx8="http://schemas.microsoft.com/office/drawing/2016/5/14/chartex" xmlns:mc="http://schemas.openxmlformats.org/markup-compatibility/2006" xmlns:aink="http://schemas.microsoft.com/office/drawing/2016/ink" xmlns:am3d="http://schemas.microsoft.com/office/drawing/2017/model3d" xmlns:o="urn:schemas-microsoft-com:office:office" xmlns:oel="http://schemas.microsoft.com/office/2019/extlst" xmlns:r="http://schemas.openxmlformats.org/officeDocument/2006/relationships" xmlns:m="http://schemas.openxmlformats.org/officeDocument/2006/math" xmlns:v="urn:schemas-microsoft-com:vml" xmlns:wp14="http://schemas.microsoft.com/office/word/2010/wordprocessingDrawing" xmlns:wp="http://schemas.openxmlformats.org/drawingml/2006/wordprocessingDrawing" xmlns:w10="urn:schemas-microsoft-com:office:word" xmlns:w="http://schemas.openxmlformats.org/wordprocessingml/2006/main" xmlns:w14="http://schemas.microsoft.com/office/word/2010/wordml" xmlns:w15="http://schemas.microsoft.com/office/word/2012/wordml" xmlns:w16cex="http://schemas.microsoft.com/office/word/2018/wordml/cex" xmlns:w16cid="http://schemas.microsoft.com/office/word/2016/wordml/cid" xmlns:w16="http://schemas.microsoft.com/office/word/2018/wordml" xmlns:w16du="http://schemas.microsoft.com/office/word/2023/wordml/word16du" xmlns:w16sdtdh="http://schemas.microsoft.com/office/word/2020/wordml/sdtdatahash" xmlns:w16sdtfl="http://schemas.microsoft.com/office/word/2024/wordml/sdtformatlock" xmlns:w16se="http://schemas.microsoft.com/office/word/2015/wordml/symex" xmlns:wpg="http://schemas.microsoft.com/office/word/2010/wordprocessingGroup" xmlns:wpi="http://schemas.microsoft.com/office/word/2010/wordprocessingInk" xmlns:wne="http://schemas.microsoft.com/office/word/2006/wordml" xmlns:wps="http://schemas.microsoft.com/office/word/2010/wordprocessingShape" mc:Ignorable="w14 w15 w16se w16cid w16 w16cex w16sdtdh w16sdtfl w16du wp14">
   <w:abstractNum w:abstractNumId="0" w15:restartNumberingAfterBreak="0">
+    <w:nsid w:val="084165DF"/>
+    <w:multiLevelType w:val="multilevel"/>
+    <w:tmpl w:val="EEA4C544"/>
+    <w:lvl w:ilvl="0">
+      <w:start w:val="1"/>
+      <w:numFmt w:val="bullet"/>
+      <w:lvlText w:val=""/>
+      <w:lvlJc w:val="left"/>
+      <w:pPr>
+        <w:tabs>
+          <w:tab w:val="num" w:pos="720"/>
+        </w:tabs>
+        <w:ind w:left="720" w:hanging="360"/>
+      </w:pPr>
+      <w:rPr>
+        <w:rFonts w:ascii="Symbol" w:hAnsi="Symbol" w:hint="default"/>
+        <w:sz w:val="20"/>
+      </w:rPr>
+    </w:lvl>
+    <w:lvl w:ilvl="1">
+      <w:start w:val="1"/>
+      <w:numFmt w:val="bullet"/>
+      <w:lvlText w:val="o"/>
+      <w:lvlJc w:val="left"/>
+      <w:pPr>
+        <w:tabs>
+          <w:tab w:val="num" w:pos="1440"/>
+        </w:tabs>
+        <w:ind w:left="1440" w:hanging="360"/>
+      </w:pPr>
+      <w:rPr>
+        <w:rFonts w:ascii="Courier New" w:hAnsi="Courier New" w:hint="default"/>
+        <w:sz w:val="20"/>
+      </w:rPr>
+    </w:lvl>
+    <w:lvl w:ilvl="2" w:tentative="1">
+      <w:start w:val="1"/>
+      <w:numFmt w:val="bullet"/>
+      <w:lvlText w:val=""/>
+      <w:lvlJc w:val="left"/>
+      <w:pPr>
+        <w:tabs>
+          <w:tab w:val="num" w:pos="2160"/>
+        </w:tabs>
+        <w:ind w:left="2160" w:hanging="360"/>
+      </w:pPr>
+      <w:rPr>
+        <w:rFonts w:ascii="Symbol" w:hAnsi="Symbol" w:hint="default"/>
+        <w:sz w:val="20"/>
+      </w:rPr>
+    </w:lvl>
+    <w:lvl w:ilvl="3" w:tentative="1">
+      <w:start w:val="1"/>
+      <w:numFmt w:val="bullet"/>
+      <w:lvlText w:val=""/>
+      <w:lvlJc w:val="left"/>
+      <w:pPr>
+        <w:tabs>
+          <w:tab w:val="num" w:pos="2880"/>
+        </w:tabs>
+        <w:ind w:left="2880" w:hanging="360"/>
+      </w:pPr>
+      <w:rPr>
+        <w:rFonts w:ascii="Symbol" w:hAnsi="Symbol" w:hint="default"/>
+        <w:sz w:val="20"/>
+      </w:rPr>
+    </w:lvl>
+    <w:lvl w:ilvl="4" w:tentative="1">
+      <w:start w:val="1"/>
+      <w:numFmt w:val="bullet"/>
+      <w:lvlText w:val=""/>
+      <w:lvlJc w:val="left"/>
+      <w:pPr>
+        <w:tabs>
+          <w:tab w:val="num" w:pos="3600"/>
+        </w:tabs>
+        <w:ind w:left="3600" w:hanging="360"/>
+      </w:pPr>
+      <w:rPr>
+        <w:rFonts w:ascii="Symbol" w:hAnsi="Symbol" w:hint="default"/>
+        <w:sz w:val="20"/>
+      </w:rPr>
+    </w:lvl>
+    <w:lvl w:ilvl="5" w:tentative="1">
+      <w:start w:val="1"/>
+      <w:numFmt w:val="bullet"/>
+      <w:lvlText w:val=""/>
+      <w:lvlJc w:val="left"/>
+      <w:pPr>
+        <w:tabs>
+          <w:tab w:val="num" w:pos="4320"/>
+        </w:tabs>
+        <w:ind w:left="4320" w:hanging="360"/>
+      </w:pPr>
+      <w:rPr>
+        <w:rFonts w:ascii="Symbol" w:hAnsi="Symbol" w:hint="default"/>
+        <w:sz w:val="20"/>
+      </w:rPr>
+    </w:lvl>
+    <w:lvl w:ilvl="6" w:tentative="1">
+      <w:start w:val="1"/>
+      <w:numFmt w:val="bullet"/>
+      <w:lvlText w:val=""/>
+      <w:lvlJc w:val="left"/>
+      <w:pPr>
+        <w:tabs>
+          <w:tab w:val="num" w:pos="5040"/>
+        </w:tabs>
+        <w:ind w:left="5040" w:hanging="360"/>
+      </w:pPr>
+      <w:rPr>
+        <w:rFonts w:ascii="Symbol" w:hAnsi="Symbol" w:hint="default"/>
+        <w:sz w:val="20"/>
+      </w:rPr>
+    </w:lvl>
+    <w:lvl w:ilvl="7" w:tentative="1">
+      <w:start w:val="1"/>
+      <w:numFmt w:val="bullet"/>
+      <w:lvlText w:val=""/>
+      <w:lvlJc w:val="left"/>
+      <w:pPr>
+        <w:tabs>
+          <w:tab w:val="num" w:pos="5760"/>
+        </w:tabs>
+        <w:ind w:left="5760" w:hanging="360"/>
+      </w:pPr>
+      <w:rPr>
+        <w:rFonts w:ascii="Symbol" w:hAnsi="Symbol" w:hint="default"/>
+        <w:sz w:val="20"/>
+      </w:rPr>
+    </w:lvl>
+    <w:lvl w:ilvl="8" w:tentative="1">
+      <w:start w:val="1"/>
+      <w:numFmt w:val="bullet"/>
+      <w:lvlText w:val=""/>
+      <w:lvlJc w:val="left"/>
+      <w:pPr>
+        <w:tabs>
+          <w:tab w:val="num" w:pos="6480"/>
+        </w:tabs>
+        <w:ind w:left="6480" w:hanging="360"/>
+      </w:pPr>
+      <w:rPr>
+        <w:rFonts w:ascii="Symbol" w:hAnsi="Symbol" w:hint="default"/>
+        <w:sz w:val="20"/>
+      </w:rPr>
+    </w:lvl>
+  </w:abstractNum>
+  <w:abstractNum w:abstractNumId="1" w15:restartNumberingAfterBreak="0">
     <w:nsid w:val="08AB2D3D"/>
     <w:multiLevelType w:val="multilevel"/>
     <w:tmpl w:val="90406F38"/>
@@ -1059,7 +1998,156 @@
       </w:rPr>
     </w:lvl>
   </w:abstractNum>
-  <w:abstractNum w:abstractNumId="1" w15:restartNumberingAfterBreak="0">
+  <w:abstractNum w:abstractNumId="2" w15:restartNumberingAfterBreak="0">
+    <w:nsid w:val="15C00D4A"/>
+    <w:multiLevelType w:val="multilevel"/>
+    <w:tmpl w:val="158275A0"/>
+    <w:lvl w:ilvl="0">
+      <w:start w:val="1"/>
+      <w:numFmt w:val="bullet"/>
+      <w:lvlText w:val=""/>
+      <w:lvlJc w:val="left"/>
+      <w:pPr>
+        <w:tabs>
+          <w:tab w:val="num" w:pos="720"/>
+        </w:tabs>
+        <w:ind w:left="720" w:hanging="360"/>
+      </w:pPr>
+      <w:rPr>
+        <w:rFonts w:ascii="Symbol" w:hAnsi="Symbol" w:hint="default"/>
+        <w:sz w:val="20"/>
+      </w:rPr>
+    </w:lvl>
+    <w:lvl w:ilvl="1" w:tentative="1">
+      <w:start w:val="1"/>
+      <w:numFmt w:val="bullet"/>
+      <w:lvlText w:val=""/>
+      <w:lvlJc w:val="left"/>
+      <w:pPr>
+        <w:tabs>
+          <w:tab w:val="num" w:pos="1440"/>
+        </w:tabs>
+        <w:ind w:left="1440" w:hanging="360"/>
+      </w:pPr>
+      <w:rPr>
+        <w:rFonts w:ascii="Symbol" w:hAnsi="Symbol" w:hint="default"/>
+        <w:sz w:val="20"/>
+      </w:rPr>
+    </w:lvl>
+    <w:lvl w:ilvl="2" w:tentative="1">
+      <w:start w:val="1"/>
+      <w:numFmt w:val="bullet"/>
+      <w:lvlText w:val=""/>
+      <w:lvlJc w:val="left"/>
+      <w:pPr>
+        <w:tabs>
+          <w:tab w:val="num" w:pos="2160"/>
+        </w:tabs>
+        <w:ind w:left="2160" w:hanging="360"/>
+      </w:pPr>
+      <w:rPr>
+        <w:rFonts w:ascii="Symbol" w:hAnsi="Symbol" w:hint="default"/>
+        <w:sz w:val="20"/>
+      </w:rPr>
+    </w:lvl>
+    <w:lvl w:ilvl="3" w:tentative="1">
+      <w:start w:val="1"/>
+      <w:numFmt w:val="bullet"/>
+      <w:lvlText w:val=""/>
+      <w:lvlJc w:val="left"/>
+      <w:pPr>
+        <w:tabs>
+          <w:tab w:val="num" w:pos="2880"/>
+        </w:tabs>
+        <w:ind w:left="2880" w:hanging="360"/>
+      </w:pPr>
+      <w:rPr>
+        <w:rFonts w:ascii="Symbol" w:hAnsi="Symbol" w:hint="default"/>
+        <w:sz w:val="20"/>
+      </w:rPr>
+    </w:lvl>
+    <w:lvl w:ilvl="4" w:tentative="1">
+      <w:start w:val="1"/>
+      <w:numFmt w:val="bullet"/>
+      <w:lvlText w:val=""/>
+      <w:lvlJc w:val="left"/>
+      <w:pPr>
+        <w:tabs>
+          <w:tab w:val="num" w:pos="3600"/>
+        </w:tabs>
+        <w:ind w:left="3600" w:hanging="360"/>
+      </w:pPr>
+      <w:rPr>
+        <w:rFonts w:ascii="Symbol" w:hAnsi="Symbol" w:hint="default"/>
+        <w:sz w:val="20"/>
+      </w:rPr>
+    </w:lvl>
+    <w:lvl w:ilvl="5" w:tentative="1">
+      <w:start w:val="1"/>
+      <w:numFmt w:val="bullet"/>
+      <w:lvlText w:val=""/>
+      <w:lvlJc w:val="left"/>
+      <w:pPr>
+        <w:tabs>
+          <w:tab w:val="num" w:pos="4320"/>
+        </w:tabs>
+        <w:ind w:left="4320" w:hanging="360"/>
+      </w:pPr>
+      <w:rPr>
+        <w:rFonts w:ascii="Symbol" w:hAnsi="Symbol" w:hint="default"/>
+        <w:sz w:val="20"/>
+      </w:rPr>
+    </w:lvl>
+    <w:lvl w:ilvl="6" w:tentative="1">
+      <w:start w:val="1"/>
+      <w:numFmt w:val="bullet"/>
+      <w:lvlText w:val=""/>
+      <w:lvlJc w:val="left"/>
+      <w:pPr>
+        <w:tabs>
+          <w:tab w:val="num" w:pos="5040"/>
+        </w:tabs>
+        <w:ind w:left="5040" w:hanging="360"/>
+      </w:pPr>
+      <w:rPr>
+        <w:rFonts w:ascii="Symbol" w:hAnsi="Symbol" w:hint="default"/>
+        <w:sz w:val="20"/>
+      </w:rPr>
+    </w:lvl>
+    <w:lvl w:ilvl="7" w:tentative="1">
+      <w:start w:val="1"/>
+      <w:numFmt w:val="bullet"/>
+      <w:lvlText w:val=""/>
+      <w:lvlJc w:val="left"/>
+      <w:pPr>
+        <w:tabs>
+          <w:tab w:val="num" w:pos="5760"/>
+        </w:tabs>
+        <w:ind w:left="5760" w:hanging="360"/>
+      </w:pPr>
+      <w:rPr>
+        <w:rFonts w:ascii="Symbol" w:hAnsi="Symbol" w:hint="default"/>
+        <w:sz w:val="20"/>
+      </w:rPr>
+    </w:lvl>
+    <w:lvl w:ilvl="8" w:tentative="1">
+      <w:start w:val="1"/>
+      <w:numFmt w:val="bullet"/>
+      <w:lvlText w:val=""/>
+      <w:lvlJc w:val="left"/>
+      <w:pPr>
+        <w:tabs>
+          <w:tab w:val="num" w:pos="6480"/>
+        </w:tabs>
+        <w:ind w:left="6480" w:hanging="360"/>
+      </w:pPr>
+      <w:rPr>
+        <w:rFonts w:ascii="Symbol" w:hAnsi="Symbol" w:hint="default"/>
+        <w:sz w:val="20"/>
+      </w:rPr>
+    </w:lvl>
+  </w:abstractNum>
+  <w:abstractNum w:abstractNumId="3" w15:restartNumberingAfterBreak="0">
     <w:nsid w:val="1F0D65C7"/>
     <w:multiLevelType w:val="multilevel"/>
     <w:tmpl w:val="86A4E2E0"/>
@@ -1208,7 +2296,7 @@
       </w:rPr>
     </w:lvl>
   </w:abstractNum>
-  <w:abstractNum w:abstractNumId="2" w15:restartNumberingAfterBreak="0">
+  <w:abstractNum w:abstractNumId="4" w15:restartNumberingAfterBreak="0">
     <w:nsid w:val="236A4D28"/>
     <w:multiLevelType w:val="multilevel"/>
     <w:tmpl w:val="799A81DA"/>
@@ -1357,7 +2445,269 @@
       </w:rPr>
     </w:lvl>
   </w:abstractNum>
-  <w:abstractNum w:abstractNumId="3" w15:restartNumberingAfterBreak="0">
+  <w:abstractNum w:abstractNumId="5" w15:restartNumberingAfterBreak="0">
+    <w:nsid w:val="23E13AC9"/>
+    <w:multiLevelType w:val="multilevel"/>
+    <w:tmpl w:val="FBDA6D28"/>
+    <w:lvl w:ilvl="0">
+      <w:start w:val="1"/>
+      <w:numFmt w:val="lowerRoman"/>
+      <w:lvlText w:val="%1."/>
+      <w:lvlJc w:val="right"/>
+      <w:pPr>
+        <w:tabs>
+          <w:tab w:val="num" w:pos="720"/>
+        </w:tabs>
+        <w:ind w:left="720" w:hanging="360"/>
+      </w:pPr>
+    </w:lvl>
+    <w:lvl w:ilvl="1" w:tentative="1">
+      <w:start w:val="1"/>
+      <w:numFmt w:val="lowerRoman"/>
+      <w:lvlText w:val="%2."/>
+      <w:lvlJc w:val="right"/>
+      <w:pPr>
+        <w:tabs>
+          <w:tab w:val="num" w:pos="1440"/>
+        </w:tabs>
+        <w:ind w:left="1440" w:hanging="360"/>
+      </w:pPr>
+    </w:lvl>
+    <w:lvl w:ilvl="2" w:tentative="1">
+      <w:start w:val="1"/>
+      <w:numFmt w:val="lowerRoman"/>
+      <w:lvlText w:val="%3."/>
+      <w:lvlJc w:val="right"/>
+      <w:pPr>
+        <w:tabs>
+          <w:tab w:val="num" w:pos="2160"/>
+        </w:tabs>
+        <w:ind w:left="2160" w:hanging="360"/>
+      </w:pPr>
+    </w:lvl>
+    <w:lvl w:ilvl="3" w:tentative="1">
+      <w:start w:val="1"/>
+      <w:numFmt w:val="lowerRoman"/>
+      <w:lvlText w:val="%4."/>
+      <w:lvlJc w:val="right"/>
+      <w:pPr>
+        <w:tabs>
+          <w:tab w:val="num" w:pos="2880"/>
+        </w:tabs>
+        <w:ind w:left="2880" w:hanging="360"/>
+      </w:pPr>
+    </w:lvl>
+    <w:lvl w:ilvl="4" w:tentative="1">
+      <w:start w:val="1"/>
+      <w:numFmt w:val="lowerRoman"/>
+      <w:lvlText w:val="%5."/>
+      <w:lvlJc w:val="right"/>
+      <w:pPr>
+        <w:tabs>
+          <w:tab w:val="num" w:pos="3600"/>
+        </w:tabs>
+        <w:ind w:left="3600" w:hanging="360"/>
+      </w:pPr>
+    </w:lvl>
+    <w:lvl w:ilvl="5" w:tentative="1">
+      <w:start w:val="1"/>
+      <w:numFmt w:val="lowerRoman"/>
+      <w:lvlText w:val="%6."/>
+      <w:lvlJc w:val="right"/>
+      <w:pPr>
+        <w:tabs>
+          <w:tab w:val="num" w:pos="4320"/>
+        </w:tabs>
+        <w:ind w:left="4320" w:hanging="360"/>
+      </w:pPr>
+    </w:lvl>
+    <w:lvl w:ilvl="6" w:tentative="1">
+      <w:start w:val="1"/>
+      <w:numFmt w:val="lowerRoman"/>
+      <w:lvlText w:val="%7."/>
+      <w:lvlJc w:val="right"/>
+      <w:pPr>
+        <w:tabs>
+          <w:tab w:val="num" w:pos="5040"/>
+        </w:tabs>
+        <w:ind w:left="5040" w:hanging="360"/>
+      </w:pPr>
+    </w:lvl>
+    <w:lvl w:ilvl="7" w:tentative="1">
+      <w:start w:val="1"/>
+      <w:numFmt w:val="lowerRoman"/>
+      <w:lvlText w:val="%8."/>
+      <w:lvlJc w:val="right"/>
+      <w:pPr>
+        <w:tabs>
+          <w:tab w:val="num" w:pos="5760"/>
+        </w:tabs>
+        <w:ind w:left="5760" w:hanging="360"/>
+      </w:pPr>
+    </w:lvl>
+    <w:lvl w:ilvl="8" w:tentative="1">
+      <w:start w:val="1"/>
+      <w:numFmt w:val="lowerRoman"/>
+      <w:lvlText w:val="%9."/>
+      <w:lvlJc w:val="right"/>
+      <w:pPr>
+        <w:tabs>
+          <w:tab w:val="num" w:pos="6480"/>
+        </w:tabs>
+        <w:ind w:left="6480" w:hanging="360"/>
+      </w:pPr>
+    </w:lvl>
+  </w:abstractNum>
+  <w:abstractNum w:abstractNumId="6" w15:restartNumberingAfterBreak="0">
+    <w:nsid w:val="24BA226A"/>
+    <w:multiLevelType w:val="multilevel"/>
+    <w:tmpl w:val="0CC09266"/>
+    <w:lvl w:ilvl="0">
+      <w:start w:val="1"/>
+      <w:numFmt w:val="bullet"/>
+      <w:lvlText w:val=""/>
+      <w:lvlJc w:val="left"/>
+      <w:pPr>
+        <w:tabs>
+          <w:tab w:val="num" w:pos="720"/>
+        </w:tabs>
+        <w:ind w:left="720" w:hanging="360"/>
+      </w:pPr>
+      <w:rPr>
+        <w:rFonts w:ascii="Symbol" w:hAnsi="Symbol" w:hint="default"/>
+        <w:sz w:val="20"/>
+      </w:rPr>
+    </w:lvl>
+    <w:lvl w:ilvl="1">
+      <w:start w:val="1"/>
+      <w:numFmt w:val="bullet"/>
+      <w:lvlText w:val="o"/>
+      <w:lvlJc w:val="left"/>
+      <w:pPr>
+        <w:tabs>
+          <w:tab w:val="num" w:pos="1440"/>
+        </w:tabs>
+        <w:ind w:left="1440" w:hanging="360"/>
+      </w:pPr>
+      <w:rPr>
+        <w:rFonts w:ascii="Courier New" w:hAnsi="Courier New" w:hint="default"/>
+        <w:sz w:val="20"/>
+      </w:rPr>
+    </w:lvl>
+    <w:lvl w:ilvl="2">
+      <w:start w:val="1"/>
+      <w:numFmt w:val="bullet"/>
+      <w:lvlText w:val=""/>
+      <w:lvlJc w:val="left"/>
+      <w:pPr>
+        <w:tabs>
+          <w:tab w:val="num" w:pos="2160"/>
+        </w:tabs>
+        <w:ind w:left="2160" w:hanging="360"/>
+      </w:pPr>
+      <w:rPr>
+        <w:rFonts w:ascii="Symbol" w:hAnsi="Symbol" w:hint="default"/>
+        <w:sz w:val="20"/>
+      </w:rPr>
+    </w:lvl>
+    <w:lvl w:ilvl="3" w:tentative="1">
+      <w:start w:val="1"/>
+      <w:numFmt w:val="bullet"/>
+      <w:lvlText w:val=""/>
+      <w:lvlJc w:val="left"/>
+      <w:pPr>
+        <w:tabs>
+          <w:tab w:val="num" w:pos="2880"/>
+        </w:tabs>
+        <w:ind w:left="2880" w:hanging="360"/>
+      </w:pPr>
+      <w:rPr>
+        <w:rFonts w:ascii="Symbol" w:hAnsi="Symbol" w:hint="default"/>
+        <w:sz w:val="20"/>
+      </w:rPr>
+    </w:lvl>
+    <w:lvl w:ilvl="4" w:tentative="1">
+      <w:start w:val="1"/>
+      <w:numFmt w:val="bullet"/>
+      <w:lvlText w:val=""/>
+      <w:lvlJc w:val="left"/>
+      <w:pPr>
+        <w:tabs>
+          <w:tab w:val="num" w:pos="3600"/>
+        </w:tabs>
+        <w:ind w:left="3600" w:hanging="360"/>
+      </w:pPr>
+      <w:rPr>
+        <w:rFonts w:ascii="Symbol" w:hAnsi="Symbol" w:hint="default"/>
+        <w:sz w:val="20"/>
+      </w:rPr>
+    </w:lvl>
+    <w:lvl w:ilvl="5" w:tentative="1">
+      <w:start w:val="1"/>
+      <w:numFmt w:val="bullet"/>
+      <w:lvlText w:val=""/>
+      <w:lvlJc w:val="left"/>
+      <w:pPr>
+        <w:tabs>
+          <w:tab w:val="num" w:pos="4320"/>
+        </w:tabs>
+        <w:ind w:left="4320" w:hanging="360"/>
+      </w:pPr>
+      <w:rPr>
+        <w:rFonts w:ascii="Symbol" w:hAnsi="Symbol" w:hint="default"/>
+        <w:sz w:val="20"/>
+      </w:rPr>
+    </w:lvl>
+    <w:lvl w:ilvl="6" w:tentative="1">
+      <w:start w:val="1"/>
+      <w:numFmt w:val="bullet"/>
+      <w:lvlText w:val=""/>
+      <w:lvlJc w:val="left"/>
+      <w:pPr>
+        <w:tabs>
+          <w:tab w:val="num" w:pos="5040"/>
+        </w:tabs>
+        <w:ind w:left="5040" w:hanging="360"/>
+      </w:pPr>
+      <w:rPr>
+        <w:rFonts w:ascii="Symbol" w:hAnsi="Symbol" w:hint="default"/>
+        <w:sz w:val="20"/>
+      </w:rPr>
+    </w:lvl>
+    <w:lvl w:ilvl="7" w:tentative="1">
+      <w:start w:val="1"/>
+      <w:numFmt w:val="bullet"/>
+      <w:lvlText w:val=""/>
+      <w:lvlJc w:val="left"/>
+      <w:pPr>
+        <w:tabs>
+          <w:tab w:val="num" w:pos="5760"/>
+        </w:tabs>
+        <w:ind w:left="5760" w:hanging="360"/>
+      </w:pPr>
+      <w:rPr>
+        <w:rFonts w:ascii="Symbol" w:hAnsi="Symbol" w:hint="default"/>
+        <w:sz w:val="20"/>
+      </w:rPr>
+    </w:lvl>
+    <w:lvl w:ilvl="8" w:tentative="1">
+      <w:start w:val="1"/>
+      <w:numFmt w:val="bullet"/>
+      <w:lvlText w:val=""/>
+      <w:lvlJc w:val="left"/>
+      <w:pPr>
+        <w:tabs>
+          <w:tab w:val="num" w:pos="6480"/>
+        </w:tabs>
+        <w:ind w:left="6480" w:hanging="360"/>
+      </w:pPr>
+      <w:rPr>
+        <w:rFonts w:ascii="Symbol" w:hAnsi="Symbol" w:hint="default"/>
+        <w:sz w:val="20"/>
+      </w:rPr>
+    </w:lvl>
+  </w:abstractNum>
+  <w:abstractNum w:abstractNumId="7" w15:restartNumberingAfterBreak="0">
     <w:nsid w:val="29393832"/>
     <w:multiLevelType w:val="multilevel"/>
     <w:tmpl w:val="365AACA8"/>
@@ -1506,7 +2856,7 @@
       </w:rPr>
     </w:lvl>
   </w:abstractNum>
-  <w:abstractNum w:abstractNumId="4" w15:restartNumberingAfterBreak="0">
+  <w:abstractNum w:abstractNumId="8" w15:restartNumberingAfterBreak="0">
     <w:nsid w:val="2F4817BE"/>
     <w:multiLevelType w:val="multilevel"/>
     <w:tmpl w:val="1AA48B9A"/>
@@ -1655,7 +3005,7 @@
       </w:rPr>
     </w:lvl>
   </w:abstractNum>
-  <w:abstractNum w:abstractNumId="5" w15:restartNumberingAfterBreak="0">
+  <w:abstractNum w:abstractNumId="9" w15:restartNumberingAfterBreak="0">
     <w:nsid w:val="31DD1BB1"/>
     <w:multiLevelType w:val="hybridMultilevel"/>
     <w:tmpl w:val="133E77B2"/>
@@ -1768,7 +3118,156 @@
       </w:rPr>
     </w:lvl>
   </w:abstractNum>
-  <w:abstractNum w:abstractNumId="6" w15:restartNumberingAfterBreak="0">
+  <w:abstractNum w:abstractNumId="10" w15:restartNumberingAfterBreak="0">
+    <w:nsid w:val="423108AC"/>
+    <w:multiLevelType w:val="multilevel"/>
+    <w:tmpl w:val="CCD8FF28"/>
+    <w:lvl w:ilvl="0">
+      <w:start w:val="1"/>
+      <w:numFmt w:val="bullet"/>
+      <w:lvlText w:val=""/>
+      <w:lvlJc w:val="left"/>
+      <w:pPr>
+        <w:tabs>
+          <w:tab w:val="num" w:pos="720"/>
+        </w:tabs>
+        <w:ind w:left="720" w:hanging="360"/>
+      </w:pPr>
+      <w:rPr>
+        <w:rFonts w:ascii="Symbol" w:hAnsi="Symbol" w:hint="default"/>
+        <w:sz w:val="20"/>
+      </w:rPr>
+    </w:lvl>
+    <w:lvl w:ilvl="1">
+      <w:start w:val="1"/>
+      <w:numFmt w:val="bullet"/>
+      <w:lvlText w:val="o"/>
+      <w:lvlJc w:val="left"/>
+      <w:pPr>
+        <w:tabs>
+          <w:tab w:val="num" w:pos="1440"/>
+        </w:tabs>
+        <w:ind w:left="1440" w:hanging="360"/>
+      </w:pPr>
+      <w:rPr>
+        <w:rFonts w:ascii="Courier New" w:hAnsi="Courier New" w:hint="default"/>
+        <w:sz w:val="20"/>
+      </w:rPr>
+    </w:lvl>
+    <w:lvl w:ilvl="2">
+      <w:start w:val="1"/>
+      <w:numFmt w:val="bullet"/>
+      <w:lvlText w:val=""/>
+      <w:lvlJc w:val="left"/>
+      <w:pPr>
+        <w:tabs>
+          <w:tab w:val="num" w:pos="2160"/>
+        </w:tabs>
+        <w:ind w:left="2160" w:hanging="360"/>
+      </w:pPr>
+      <w:rPr>
+        <w:rFonts w:ascii="Wingdings" w:hAnsi="Wingdings" w:hint="default"/>
+        <w:sz w:val="20"/>
+      </w:rPr>
+    </w:lvl>
+    <w:lvl w:ilvl="3" w:tentative="1">
+      <w:start w:val="1"/>
+      <w:numFmt w:val="bullet"/>
+      <w:lvlText w:val=""/>
+      <w:lvlJc w:val="left"/>
+      <w:pPr>
+        <w:tabs>
+          <w:tab w:val="num" w:pos="2880"/>
+        </w:tabs>
+        <w:ind w:left="2880" w:hanging="360"/>
+      </w:pPr>
+      <w:rPr>
+        <w:rFonts w:ascii="Symbol" w:hAnsi="Symbol" w:hint="default"/>
+        <w:sz w:val="20"/>
+      </w:rPr>
+    </w:lvl>
+    <w:lvl w:ilvl="4" w:tentative="1">
+      <w:start w:val="1"/>
+      <w:numFmt w:val="bullet"/>
+      <w:lvlText w:val=""/>
+      <w:lvlJc w:val="left"/>
+      <w:pPr>
+        <w:tabs>
+          <w:tab w:val="num" w:pos="3600"/>
+        </w:tabs>
+        <w:ind w:left="3600" w:hanging="360"/>
+      </w:pPr>
+      <w:rPr>
+        <w:rFonts w:ascii="Symbol" w:hAnsi="Symbol" w:hint="default"/>
+        <w:sz w:val="20"/>
+      </w:rPr>
+    </w:lvl>
+    <w:lvl w:ilvl="5" w:tentative="1">
+      <w:start w:val="1"/>
+      <w:numFmt w:val="bullet"/>
+      <w:lvlText w:val=""/>
+      <w:lvlJc w:val="left"/>
+      <w:pPr>
+        <w:tabs>
+          <w:tab w:val="num" w:pos="4320"/>
+        </w:tabs>
+        <w:ind w:left="4320" w:hanging="360"/>
+      </w:pPr>
+      <w:rPr>
+        <w:rFonts w:ascii="Symbol" w:hAnsi="Symbol" w:hint="default"/>
+        <w:sz w:val="20"/>
+      </w:rPr>
+    </w:lvl>
+    <w:lvl w:ilvl="6" w:tentative="1">
+      <w:start w:val="1"/>
+      <w:numFmt w:val="bullet"/>
+      <w:lvlText w:val=""/>
+      <w:lvlJc w:val="left"/>
+      <w:pPr>
+        <w:tabs>
+          <w:tab w:val="num" w:pos="5040"/>
+        </w:tabs>
+        <w:ind w:left="5040" w:hanging="360"/>
+      </w:pPr>
+      <w:rPr>
+        <w:rFonts w:ascii="Symbol" w:hAnsi="Symbol" w:hint="default"/>
+        <w:sz w:val="20"/>
+      </w:rPr>
+    </w:lvl>
+    <w:lvl w:ilvl="7" w:tentative="1">
+      <w:start w:val="1"/>
+      <w:numFmt w:val="bullet"/>
+      <w:lvlText w:val=""/>
+      <w:lvlJc w:val="left"/>
+      <w:pPr>
+        <w:tabs>
+          <w:tab w:val="num" w:pos="5760"/>
+        </w:tabs>
+        <w:ind w:left="5760" w:hanging="360"/>
+      </w:pPr>
+      <w:rPr>
+        <w:rFonts w:ascii="Symbol" w:hAnsi="Symbol" w:hint="default"/>
+        <w:sz w:val="20"/>
+      </w:rPr>
+    </w:lvl>
+    <w:lvl w:ilvl="8" w:tentative="1">
+      <w:start w:val="1"/>
+      <w:numFmt w:val="bullet"/>
+      <w:lvlText w:val=""/>
+      <w:lvlJc w:val="left"/>
+      <w:pPr>
+        <w:tabs>
+          <w:tab w:val="num" w:pos="6480"/>
+        </w:tabs>
+        <w:ind w:left="6480" w:hanging="360"/>
+      </w:pPr>
+      <w:rPr>
+        <w:rFonts w:ascii="Symbol" w:hAnsi="Symbol" w:hint="default"/>
+        <w:sz w:val="20"/>
+      </w:rPr>
+    </w:lvl>
+  </w:abstractNum>
+  <w:abstractNum w:abstractNumId="11" w15:restartNumberingAfterBreak="0">
     <w:nsid w:val="45EB0139"/>
     <w:multiLevelType w:val="multilevel"/>
     <w:tmpl w:val="3DB6DD40"/>
@@ -1917,7 +3416,7 @@
       </w:rPr>
     </w:lvl>
   </w:abstractNum>
-  <w:abstractNum w:abstractNumId="7" w15:restartNumberingAfterBreak="0">
+  <w:abstractNum w:abstractNumId="12" w15:restartNumberingAfterBreak="0">
     <w:nsid w:val="48A40121"/>
     <w:multiLevelType w:val="multilevel"/>
     <w:tmpl w:val="DBC49FE0"/>
@@ -2066,7 +3565,156 @@
       </w:rPr>
     </w:lvl>
   </w:abstractNum>
-  <w:abstractNum w:abstractNumId="8" w15:restartNumberingAfterBreak="0">
+  <w:abstractNum w:abstractNumId="13" w15:restartNumberingAfterBreak="0">
+    <w:nsid w:val="4C465DD8"/>
+    <w:multiLevelType w:val="multilevel"/>
+    <w:tmpl w:val="F28A516E"/>
+    <w:lvl w:ilvl="0">
+      <w:start w:val="1"/>
+      <w:numFmt w:val="bullet"/>
+      <w:lvlText w:val=""/>
+      <w:lvlJc w:val="left"/>
+      <w:pPr>
+        <w:tabs>
+          <w:tab w:val="num" w:pos="720"/>
+        </w:tabs>
+        <w:ind w:left="720" w:hanging="360"/>
+      </w:pPr>
+      <w:rPr>
+        <w:rFonts w:ascii="Symbol" w:hAnsi="Symbol" w:hint="default"/>
+        <w:sz w:val="20"/>
+      </w:rPr>
+    </w:lvl>
+    <w:lvl w:ilvl="1" w:tentative="1">
+      <w:start w:val="1"/>
+      <w:numFmt w:val="bullet"/>
+      <w:lvlText w:val=""/>
+      <w:lvlJc w:val="left"/>
+      <w:pPr>
+        <w:tabs>
+          <w:tab w:val="num" w:pos="1440"/>
+        </w:tabs>
+        <w:ind w:left="1440" w:hanging="360"/>
+      </w:pPr>
+      <w:rPr>
+        <w:rFonts w:ascii="Symbol" w:hAnsi="Symbol" w:hint="default"/>
+        <w:sz w:val="20"/>
+      </w:rPr>
+    </w:lvl>
+    <w:lvl w:ilvl="2" w:tentative="1">
+      <w:start w:val="1"/>
+      <w:numFmt w:val="bullet"/>
+      <w:lvlText w:val=""/>
+      <w:lvlJc w:val="left"/>
+      <w:pPr>
+        <w:tabs>
+          <w:tab w:val="num" w:pos="2160"/>
+        </w:tabs>
+        <w:ind w:left="2160" w:hanging="360"/>
+      </w:pPr>
+      <w:rPr>
+        <w:rFonts w:ascii="Symbol" w:hAnsi="Symbol" w:hint="default"/>
+        <w:sz w:val="20"/>
+      </w:rPr>
+    </w:lvl>
+    <w:lvl w:ilvl="3" w:tentative="1">
+      <w:start w:val="1"/>
+      <w:numFmt w:val="bullet"/>
+      <w:lvlText w:val=""/>
+      <w:lvlJc w:val="left"/>
+      <w:pPr>
+        <w:tabs>
+          <w:tab w:val="num" w:pos="2880"/>
+        </w:tabs>
+        <w:ind w:left="2880" w:hanging="360"/>
+      </w:pPr>
+      <w:rPr>
+        <w:rFonts w:ascii="Symbol" w:hAnsi="Symbol" w:hint="default"/>
+        <w:sz w:val="20"/>
+      </w:rPr>
+    </w:lvl>
+    <w:lvl w:ilvl="4" w:tentative="1">
+      <w:start w:val="1"/>
+      <w:numFmt w:val="bullet"/>
+      <w:lvlText w:val=""/>
+      <w:lvlJc w:val="left"/>
+      <w:pPr>
+        <w:tabs>
+          <w:tab w:val="num" w:pos="3600"/>
+        </w:tabs>
+        <w:ind w:left="3600" w:hanging="360"/>
+      </w:pPr>
+      <w:rPr>
+        <w:rFonts w:ascii="Symbol" w:hAnsi="Symbol" w:hint="default"/>
+        <w:sz w:val="20"/>
+      </w:rPr>
+    </w:lvl>
+    <w:lvl w:ilvl="5" w:tentative="1">
+      <w:start w:val="1"/>
+      <w:numFmt w:val="bullet"/>
+      <w:lvlText w:val=""/>
+      <w:lvlJc w:val="left"/>
+      <w:pPr>
+        <w:tabs>
+          <w:tab w:val="num" w:pos="4320"/>
+        </w:tabs>
+        <w:ind w:left="4320" w:hanging="360"/>
+      </w:pPr>
+      <w:rPr>
+        <w:rFonts w:ascii="Symbol" w:hAnsi="Symbol" w:hint="default"/>
+        <w:sz w:val="20"/>
+      </w:rPr>
+    </w:lvl>
+    <w:lvl w:ilvl="6" w:tentative="1">
+      <w:start w:val="1"/>
+      <w:numFmt w:val="bullet"/>
+      <w:lvlText w:val=""/>
+      <w:lvlJc w:val="left"/>
+      <w:pPr>
+        <w:tabs>
+          <w:tab w:val="num" w:pos="5040"/>
+        </w:tabs>
+        <w:ind w:left="5040" w:hanging="360"/>
+      </w:pPr>
+      <w:rPr>
+        <w:rFonts w:ascii="Symbol" w:hAnsi="Symbol" w:hint="default"/>
+        <w:sz w:val="20"/>
+      </w:rPr>
+    </w:lvl>
+    <w:lvl w:ilvl="7" w:tentative="1">
+      <w:start w:val="1"/>
+      <w:numFmt w:val="bullet"/>
+      <w:lvlText w:val=""/>
+      <w:lvlJc w:val="left"/>
+      <w:pPr>
+        <w:tabs>
+          <w:tab w:val="num" w:pos="5760"/>
+        </w:tabs>
+        <w:ind w:left="5760" w:hanging="360"/>
+      </w:pPr>
+      <w:rPr>
+        <w:rFonts w:ascii="Symbol" w:hAnsi="Symbol" w:hint="default"/>
+        <w:sz w:val="20"/>
+      </w:rPr>
+    </w:lvl>
+    <w:lvl w:ilvl="8" w:tentative="1">
+      <w:start w:val="1"/>
+      <w:numFmt w:val="bullet"/>
+      <w:lvlText w:val=""/>
+      <w:lvlJc w:val="left"/>
+      <w:pPr>
+        <w:tabs>
+          <w:tab w:val="num" w:pos="6480"/>
+        </w:tabs>
+        <w:ind w:left="6480" w:hanging="360"/>
+      </w:pPr>
+      <w:rPr>
+        <w:rFonts w:ascii="Symbol" w:hAnsi="Symbol" w:hint="default"/>
+        <w:sz w:val="20"/>
+      </w:rPr>
+    </w:lvl>
+  </w:abstractNum>
+  <w:abstractNum w:abstractNumId="14" w15:restartNumberingAfterBreak="0">
     <w:nsid w:val="50866DB8"/>
     <w:multiLevelType w:val="hybridMultilevel"/>
     <w:tmpl w:val="D882A8FC"/>
@@ -2179,7 +3827,7 @@
       </w:rPr>
     </w:lvl>
   </w:abstractNum>
-  <w:abstractNum w:abstractNumId="9" w15:restartNumberingAfterBreak="0">
+  <w:abstractNum w:abstractNumId="15" w15:restartNumberingAfterBreak="0">
     <w:nsid w:val="645446F3"/>
     <w:multiLevelType w:val="multilevel"/>
     <w:tmpl w:val="56DE05C6"/>
@@ -2328,7 +3976,347 @@
       </w:rPr>
     </w:lvl>
   </w:abstractNum>
-  <w:abstractNum w:abstractNumId="10" w15:restartNumberingAfterBreak="0">
+  <w:abstractNum w:abstractNumId="16" w15:restartNumberingAfterBreak="0">
+    <w:nsid w:val="6531449C"/>
+    <w:multiLevelType w:val="hybridMultilevel"/>
+    <w:tmpl w:val="8F8C50C4"/>
+    <w:lvl w:ilvl="0" w:tplc="0409000F">
+      <w:start w:val="1"/>
+      <w:numFmt w:val="decimal"/>
+      <w:lvlText w:val="%1."/>
+      <w:lvlJc w:val="left"/>
+      <w:pPr>
+        <w:ind w:left="720" w:hanging="360"/>
+      </w:pPr>
+    </w:lvl>
+    <w:lvl w:ilvl="1" w:tplc="04090019">
+      <w:start w:val="1"/>
+      <w:numFmt w:val="lowerLetter"/>
+      <w:lvlText w:val="%2."/>
+      <w:lvlJc w:val="left"/>
+      <w:pPr>
+        <w:ind w:left="1440" w:hanging="360"/>
+      </w:pPr>
+    </w:lvl>
+    <w:lvl w:ilvl="2" w:tplc="0409001B" w:tentative="1">
+      <w:start w:val="1"/>
+      <w:numFmt w:val="lowerRoman"/>
+      <w:lvlText w:val="%3."/>
+      <w:lvlJc w:val="right"/>
+      <w:pPr>
+        <w:ind w:left="2160" w:hanging="180"/>
+      </w:pPr>
+    </w:lvl>
+    <w:lvl w:ilvl="3" w:tplc="0409000F" w:tentative="1">
+      <w:start w:val="1"/>
+      <w:numFmt w:val="decimal"/>
+      <w:lvlText w:val="%4."/>
+      <w:lvlJc w:val="left"/>
+      <w:pPr>
+        <w:ind w:left="2880" w:hanging="360"/>
+      </w:pPr>
+    </w:lvl>
+    <w:lvl w:ilvl="4" w:tplc="04090019" w:tentative="1">
+      <w:start w:val="1"/>
+      <w:numFmt w:val="lowerLetter"/>
+      <w:lvlText w:val="%5."/>
+      <w:lvlJc w:val="left"/>
+      <w:pPr>
+        <w:ind w:left="3600" w:hanging="360"/>
+      </w:pPr>
+    </w:lvl>
+    <w:lvl w:ilvl="5" w:tplc="0409001B" w:tentative="1">
+      <w:start w:val="1"/>
+      <w:numFmt w:val="lowerRoman"/>
+      <w:lvlText w:val="%6."/>
+      <w:lvlJc w:val="right"/>
+      <w:pPr>
+        <w:ind w:left="4320" w:hanging="180"/>
+      </w:pPr>
+    </w:lvl>
+    <w:lvl w:ilvl="6" w:tplc="0409000F" w:tentative="1">
+      <w:start w:val="1"/>
+      <w:numFmt w:val="decimal"/>
+      <w:lvlText w:val="%7."/>
+      <w:lvlJc w:val="left"/>
+      <w:pPr>
+        <w:ind w:left="5040" w:hanging="360"/>
+      </w:pPr>
+    </w:lvl>
+    <w:lvl w:ilvl="7" w:tplc="04090019" w:tentative="1">
+      <w:start w:val="1"/>
+      <w:numFmt w:val="lowerLetter"/>
+      <w:lvlText w:val="%8."/>
+      <w:lvlJc w:val="left"/>
+      <w:pPr>
+        <w:ind w:left="5760" w:hanging="360"/>
+      </w:pPr>
+    </w:lvl>
+    <w:lvl w:ilvl="8" w:tplc="0409001B" w:tentative="1">
+      <w:start w:val="1"/>
+      <w:numFmt w:val="lowerRoman"/>
+      <w:lvlText w:val="%9."/>
+      <w:lvlJc w:val="right"/>
+      <w:pPr>
+        <w:ind w:left="6480" w:hanging="180"/>
+      </w:pPr>
+    </w:lvl>
+  </w:abstractNum>
+  <w:abstractNum w:abstractNumId="17" w15:restartNumberingAfterBreak="0">
+    <w:nsid w:val="65FB2DF0"/>
+    <w:multiLevelType w:val="multilevel"/>
+    <w:tmpl w:val="25D23AFA"/>
+    <w:lvl w:ilvl="0">
+      <w:start w:val="1"/>
+      <w:numFmt w:val="bullet"/>
+      <w:lvlText w:val="o"/>
+      <w:lvlJc w:val="left"/>
+      <w:pPr>
+        <w:tabs>
+          <w:tab w:val="num" w:pos="1080"/>
+        </w:tabs>
+        <w:ind w:left="1080" w:hanging="360"/>
+      </w:pPr>
+      <w:rPr>
+        <w:rFonts w:ascii="Courier New" w:hAnsi="Courier New" w:hint="default"/>
+        <w:sz w:val="20"/>
+      </w:rPr>
+    </w:lvl>
+    <w:lvl w:ilvl="1">
+      <w:start w:val="1"/>
+      <w:numFmt w:val="lowerRoman"/>
+      <w:lvlText w:val="%2."/>
+      <w:lvlJc w:val="right"/>
+      <w:pPr>
+        <w:tabs>
+          <w:tab w:val="num" w:pos="1800"/>
+        </w:tabs>
+        <w:ind w:left="1800" w:hanging="360"/>
+      </w:pPr>
+    </w:lvl>
+    <w:lvl w:ilvl="2">
+      <w:start w:val="4"/>
+      <w:numFmt w:val="bullet"/>
+      <w:lvlText w:val="-"/>
+      <w:lvlJc w:val="left"/>
+      <w:pPr>
+        <w:ind w:left="2520" w:hanging="360"/>
+      </w:pPr>
+      <w:rPr>
+        <w:rFonts w:ascii="Arial" w:eastAsia="Times New Roman" w:hAnsi="Arial" w:cs="Arial" w:hint="default"/>
+      </w:rPr>
+    </w:lvl>
+    <w:lvl w:ilvl="3" w:tentative="1">
+      <w:start w:val="1"/>
+      <w:numFmt w:val="bullet"/>
+      <w:lvlText w:val="o"/>
+      <w:lvlJc w:val="left"/>
+      <w:pPr>
+        <w:tabs>
+          <w:tab w:val="num" w:pos="3240"/>
+        </w:tabs>
+        <w:ind w:left="3240" w:hanging="360"/>
+      </w:pPr>
+      <w:rPr>
+        <w:rFonts w:ascii="Courier New" w:hAnsi="Courier New" w:hint="default"/>
+        <w:sz w:val="20"/>
+      </w:rPr>
+    </w:lvl>
+    <w:lvl w:ilvl="4" w:tentative="1">
+      <w:start w:val="1"/>
+      <w:numFmt w:val="bullet"/>
+      <w:lvlText w:val="o"/>
+      <w:lvlJc w:val="left"/>
+      <w:pPr>
+        <w:tabs>
+          <w:tab w:val="num" w:pos="3960"/>
+        </w:tabs>
+        <w:ind w:left="3960" w:hanging="360"/>
+      </w:pPr>
+      <w:rPr>
+        <w:rFonts w:ascii="Courier New" w:hAnsi="Courier New" w:hint="default"/>
+        <w:sz w:val="20"/>
+      </w:rPr>
+    </w:lvl>
+    <w:lvl w:ilvl="5" w:tentative="1">
+      <w:start w:val="1"/>
+      <w:numFmt w:val="bullet"/>
+      <w:lvlText w:val="o"/>
+      <w:lvlJc w:val="left"/>
+      <w:pPr>
+        <w:tabs>
+          <w:tab w:val="num" w:pos="4680"/>
+        </w:tabs>
+        <w:ind w:left="4680" w:hanging="360"/>
+      </w:pPr>
+      <w:rPr>
+        <w:rFonts w:ascii="Courier New" w:hAnsi="Courier New" w:hint="default"/>
+        <w:sz w:val="20"/>
+      </w:rPr>
+    </w:lvl>
+    <w:lvl w:ilvl="6" w:tentative="1">
+      <w:start w:val="1"/>
+      <w:numFmt w:val="bullet"/>
+      <w:lvlText w:val="o"/>
+      <w:lvlJc w:val="left"/>
+      <w:pPr>
+        <w:tabs>
+          <w:tab w:val="num" w:pos="5400"/>
+        </w:tabs>
+        <w:ind w:left="5400" w:hanging="360"/>
+      </w:pPr>
+      <w:rPr>
+        <w:rFonts w:ascii="Courier New" w:hAnsi="Courier New" w:hint="default"/>
+        <w:sz w:val="20"/>
+      </w:rPr>
+    </w:lvl>
+    <w:lvl w:ilvl="7" w:tentative="1">
+      <w:start w:val="1"/>
+      <w:numFmt w:val="bullet"/>
+      <w:lvlText w:val="o"/>
+      <w:lvlJc w:val="left"/>
+      <w:pPr>
+        <w:tabs>
+          <w:tab w:val="num" w:pos="6120"/>
+        </w:tabs>
+        <w:ind w:left="6120" w:hanging="360"/>
+      </w:pPr>
+      <w:rPr>
+        <w:rFonts w:ascii="Courier New" w:hAnsi="Courier New" w:hint="default"/>
+        <w:sz w:val="20"/>
+      </w:rPr>
+    </w:lvl>
+    <w:lvl w:ilvl="8" w:tentative="1">
+      <w:start w:val="1"/>
+      <w:numFmt w:val="bullet"/>
+      <w:lvlText w:val="o"/>
+      <w:lvlJc w:val="left"/>
+      <w:pPr>
+        <w:tabs>
+          <w:tab w:val="num" w:pos="6840"/>
+        </w:tabs>
+        <w:ind w:left="6840" w:hanging="360"/>
+      </w:pPr>
+      <w:rPr>
+        <w:rFonts w:ascii="Courier New" w:hAnsi="Courier New" w:hint="default"/>
+        <w:sz w:val="20"/>
+      </w:rPr>
+    </w:lvl>
+  </w:abstractNum>
+  <w:abstractNum w:abstractNumId="18" w15:restartNumberingAfterBreak="0">
+    <w:nsid w:val="67D81F04"/>
+    <w:multiLevelType w:val="hybridMultilevel"/>
+    <w:tmpl w:val="2AFA00DE"/>
+    <w:lvl w:ilvl="0" w:tplc="04090003">
+      <w:start w:val="1"/>
+      <w:numFmt w:val="bullet"/>
+      <w:lvlText w:val="o"/>
+      <w:lvlJc w:val="left"/>
+      <w:pPr>
+        <w:ind w:left="1440" w:hanging="360"/>
+      </w:pPr>
+      <w:rPr>
+        <w:rFonts w:ascii="Courier New" w:hAnsi="Courier New" w:cs="Courier New" w:hint="default"/>
+      </w:rPr>
+    </w:lvl>
+    <w:lvl w:ilvl="1" w:tplc="04090003" w:tentative="1">
+      <w:start w:val="1"/>
+      <w:numFmt w:val="bullet"/>
+      <w:lvlText w:val="o"/>
+      <w:lvlJc w:val="left"/>
+      <w:pPr>
+        <w:ind w:left="2160" w:hanging="360"/>
+      </w:pPr>
+      <w:rPr>
+        <w:rFonts w:ascii="Courier New" w:hAnsi="Courier New" w:cs="Courier New" w:hint="default"/>
+      </w:rPr>
+    </w:lvl>
+    <w:lvl w:ilvl="2" w:tplc="04090005" w:tentative="1">
+      <w:start w:val="1"/>
+      <w:numFmt w:val="bullet"/>
+      <w:lvlText w:val=""/>
+      <w:lvlJc w:val="left"/>
+      <w:pPr>
+        <w:ind w:left="2880" w:hanging="360"/>
+      </w:pPr>
+      <w:rPr>
+        <w:rFonts w:ascii="Wingdings" w:hAnsi="Wingdings" w:hint="default"/>
+      </w:rPr>
+    </w:lvl>
+    <w:lvl w:ilvl="3" w:tplc="04090001" w:tentative="1">
+      <w:start w:val="1"/>
+      <w:numFmt w:val="bullet"/>
+      <w:lvlText w:val=""/>
+      <w:lvlJc w:val="left"/>
+      <w:pPr>
+        <w:ind w:left="3600" w:hanging="360"/>
+      </w:pPr>
+      <w:rPr>
+        <w:rFonts w:ascii="Symbol" w:hAnsi="Symbol" w:hint="default"/>
+      </w:rPr>
+    </w:lvl>
+    <w:lvl w:ilvl="4" w:tplc="04090003" w:tentative="1">
+      <w:start w:val="1"/>
+      <w:numFmt w:val="bullet"/>
+      <w:lvlText w:val="o"/>
+      <w:lvlJc w:val="left"/>
+      <w:pPr>
+        <w:ind w:left="4320" w:hanging="360"/>
+      </w:pPr>
+      <w:rPr>
+        <w:rFonts w:ascii="Courier New" w:hAnsi="Courier New" w:cs="Courier New" w:hint="default"/>
+      </w:rPr>
+    </w:lvl>
+    <w:lvl w:ilvl="5" w:tplc="04090005" w:tentative="1">
+      <w:start w:val="1"/>
+      <w:numFmt w:val="bullet"/>
+      <w:lvlText w:val=""/>
+      <w:lvlJc w:val="left"/>
+      <w:pPr>
+        <w:ind w:left="5040" w:hanging="360"/>
+      </w:pPr>
+      <w:rPr>
+        <w:rFonts w:ascii="Wingdings" w:hAnsi="Wingdings" w:hint="default"/>
+      </w:rPr>
+    </w:lvl>
+    <w:lvl w:ilvl="6" w:tplc="04090001" w:tentative="1">
+      <w:start w:val="1"/>
+      <w:numFmt w:val="bullet"/>
+      <w:lvlText w:val=""/>
+      <w:lvlJc w:val="left"/>
+      <w:pPr>
+        <w:ind w:left="5760" w:hanging="360"/>
+      </w:pPr>
+      <w:rPr>
+        <w:rFonts w:ascii="Symbol" w:hAnsi="Symbol" w:hint="default"/>
+      </w:rPr>
+    </w:lvl>
+    <w:lvl w:ilvl="7" w:tplc="04090003" w:tentative="1">
+      <w:start w:val="1"/>
+      <w:numFmt w:val="bullet"/>
+      <w:lvlText w:val="o"/>
+      <w:lvlJc w:val="left"/>
+      <w:pPr>
+        <w:ind w:left="6480" w:hanging="360"/>
+      </w:pPr>
+      <w:rPr>
+        <w:rFonts w:ascii="Courier New" w:hAnsi="Courier New" w:cs="Courier New" w:hint="default"/>
+      </w:rPr>
+    </w:lvl>
+    <w:lvl w:ilvl="8" w:tplc="04090005" w:tentative="1">
+      <w:start w:val="1"/>
+      <w:numFmt w:val="bullet"/>
+      <w:lvlText w:val=""/>
+      <w:lvlJc w:val="left"/>
+      <w:pPr>
+        <w:ind w:left="7200" w:hanging="360"/>
+      </w:pPr>
+      <w:rPr>
+        <w:rFonts w:ascii="Wingdings" w:hAnsi="Wingdings" w:hint="default"/>
+      </w:rPr>
+    </w:lvl>
+  </w:abstractNum>
+  <w:abstractNum w:abstractNumId="19" w15:restartNumberingAfterBreak="0">
     <w:nsid w:val="695C32EB"/>
     <w:multiLevelType w:val="hybridMultilevel"/>
     <w:tmpl w:val="F850C58E"/>
@@ -2418,37 +4406,73 @@
     </w:lvl>
   </w:abstractNum>
   <w:num w:numId="1" w16cid:durableId="1604413872">
+    <w:abstractNumId w:val="15"/>
+  </w:num>
+  <w:num w:numId="2" w16cid:durableId="1855728237">
+    <w:abstractNumId w:val="12"/>
+  </w:num>
+  <w:num w:numId="3" w16cid:durableId="226041067">
+    <w:abstractNumId w:val="7"/>
+  </w:num>
+  <w:num w:numId="4" w16cid:durableId="383410066">
+    <w:abstractNumId w:val="1"/>
+  </w:num>
+  <w:num w:numId="5" w16cid:durableId="45838120">
+    <w:abstractNumId w:val="4"/>
+  </w:num>
+  <w:num w:numId="6" w16cid:durableId="503133955">
+    <w:abstractNumId w:val="3"/>
+  </w:num>
+  <w:num w:numId="7" w16cid:durableId="59139297">
+    <w:abstractNumId w:val="8"/>
+  </w:num>
+  <w:num w:numId="8" w16cid:durableId="762189684">
+    <w:abstractNumId w:val="11"/>
+  </w:num>
+  <w:num w:numId="9" w16cid:durableId="2095665002">
+    <w:abstractNumId w:val="14"/>
+  </w:num>
+  <w:num w:numId="10" w16cid:durableId="844708441">
     <w:abstractNumId w:val="9"/>
   </w:num>
-  <w:num w:numId="2" w16cid:durableId="1855728237">
-    <w:abstractNumId w:val="7"/>
+  <w:num w:numId="11" w16cid:durableId="1003582047">
+    <w:abstractNumId w:val="19"/>
   </w:num>
-  <w:num w:numId="3" w16cid:durableId="226041067">
-    <w:abstractNumId w:val="3"/>
+  <w:num w:numId="12" w16cid:durableId="938492667">
+    <w:abstractNumId w:val="10"/>
   </w:num>
-  <w:num w:numId="4" w16cid:durableId="383410066">
+  <w:num w:numId="13" w16cid:durableId="1270547287">
+    <w:abstractNumId w:val="17"/>
+  </w:num>
+  <w:num w:numId="14" w16cid:durableId="1244487826">
+    <w:abstractNumId w:val="17"/>
+    <w:lvlOverride w:ilvl="1">
+      <w:startOverride w:val="1"/>
+    </w:lvlOverride>
+  </w:num>
+  <w:num w:numId="15" w16cid:durableId="1183520759">
+    <w:abstractNumId w:val="5"/>
+    <w:lvlOverride w:ilvl="0">
+      <w:startOverride w:val="2"/>
+    </w:lvlOverride>
+  </w:num>
+  <w:num w:numId="16" w16cid:durableId="1949700009">
+    <w:abstractNumId w:val="6"/>
+  </w:num>
+  <w:num w:numId="17" w16cid:durableId="725876825">
     <w:abstractNumId w:val="0"/>
   </w:num>
-  <w:num w:numId="5" w16cid:durableId="45838120">
+  <w:num w:numId="18" w16cid:durableId="1899902280">
     <w:abstractNumId w:val="2"/>
   </w:num>
-  <w:num w:numId="6" w16cid:durableId="503133955">
-    <w:abstractNumId w:val="1"/>
+  <w:num w:numId="19" w16cid:durableId="492962471">
+    <w:abstractNumId w:val="13"/>
   </w:num>
-  <w:num w:numId="7" w16cid:durableId="59139297">
-    <w:abstractNumId w:val="4"/>
+  <w:num w:numId="20" w16cid:durableId="839008199">
+    <w:abstractNumId w:val="16"/>
   </w:num>
-  <w:num w:numId="8" w16cid:durableId="762189684">
-    <w:abstractNumId w:val="6"/>
-  </w:num>
-  <w:num w:numId="9" w16cid:durableId="2095665002">
-    <w:abstractNumId w:val="8"/>
-  </w:num>
-  <w:num w:numId="10" w16cid:durableId="844708441">
-    <w:abstractNumId w:val="5"/>
-  </w:num>
-  <w:num w:numId="11" w16cid:durableId="1003582047">
-    <w:abstractNumId w:val="10"/>
+  <w:num w:numId="21" w16cid:durableId="838353766">
+    <w:abstractNumId w:val="18"/>
   </w:num>
 </w:numbering>
 </file>
@@ -3398,6 +5422,22 @@
     <w:basedOn w:val="DefaultParagraphFont"/>
     <w:rsid w:val="00D42728"/>
   </w:style>
+  <w:style w:type="paragraph" w:styleId="NormalWeb">
+    <w:name w:val="Normal (Web)"/>
+    <w:basedOn w:val="Normal"/>
+    <w:uiPriority w:val="99"/>
+    <w:semiHidden/>
+    <w:unhideWhenUsed/>
+    <w:rsid w:val="00864676"/>
+    <w:pPr>
+      <w:spacing w:before="100" w:beforeAutospacing="1" w:after="100" w:afterAutospacing="1" w:line="240" w:lineRule="auto"/>
+    </w:pPr>
+    <w:rPr>
+      <w:rFonts w:ascii="Times New Roman" w:eastAsia="Times New Roman" w:hAnsi="Times New Roman" w:cs="Times New Roman"/>
+      <w:kern w:val="0"/>
+      <w14:ligatures w14:val="none"/>
+    </w:rPr>
+  </w:style>
 </w:styles>
 </file>
 
